--- a/[05] Documents/64.NZ/NZ Govt/NZ MOE/ICT Project Guidance - Discovery - Default System Non-Functional Requirements.docx
+++ b/[05] Documents/64.NZ/NZ Govt/NZ MOE/ICT Project Guidance - Discovery - Default System Non-Functional Requirements.docx
@@ -1,6 +1,6 @@
 
 <file path=word/document.xml><?xml version="1.0" encoding="utf-8"?>
-<w:document xmlns:wpc="http://schemas.microsoft.com/office/word/2010/wordprocessingCanvas" xmlns:cx="http://schemas.microsoft.com/office/drawing/2014/chartex" xmlns:cx1="http://schemas.microsoft.com/office/drawing/2015/9/8/chartex" xmlns:cx2="http://schemas.microsoft.com/office/drawing/2015/10/21/chartex" xmlns:cx3="http://schemas.microsoft.com/office/drawing/2016/5/9/chartex" xmlns:cx4="http://schemas.microsoft.com/office/drawing/2016/5/10/chartex" xmlns:cx5="http://schemas.microsoft.com/office/drawing/2016/5/11/chartex" xmlns:cx6="http://schemas.microsoft.com/office/drawing/2016/5/12/chartex" xmlns:cx7="http://schemas.microsoft.com/office/drawing/2016/5/13/chartex" xmlns:cx8="http://schemas.microsoft.com/office/drawing/2016/5/14/chartex" xmlns:mc="http://schemas.openxmlformats.org/markup-compatibility/2006" xmlns:aink="http://schemas.microsoft.com/office/drawing/2016/ink" xmlns:am3d="http://schemas.microsoft.com/office/drawing/2017/model3d" xmlns:o="urn:schemas-microsoft-com:office:office" xmlns:oel="http://schemas.microsoft.com/office/2019/extlst" xmlns:r="http://schemas.openxmlformats.org/officeDocument/2006/relationships" xmlns:m="http://schemas.openxmlformats.org/officeDocument/2006/math" xmlns:v="urn:schemas-microsoft-com:vml" xmlns:wp14="http://schemas.microsoft.com/office/word/2010/wordprocessingDrawing" xmlns:wp="http://schemas.openxmlformats.org/drawingml/2006/wordprocessingDrawing" xmlns:w10="urn:schemas-microsoft-com:office:word" xmlns:w="http://schemas.openxmlformats.org/wordprocessingml/2006/main" xmlns:w14="http://schemas.microsoft.com/office/word/2010/wordml" xmlns:w15="http://schemas.microsoft.com/office/word/2012/wordml" xmlns:w16cex="http://schemas.microsoft.com/office/word/2018/wordml/cex" xmlns:w16cid="http://schemas.microsoft.com/office/word/2016/wordml/cid" xmlns:w16="http://schemas.microsoft.com/office/word/2018/wordml" xmlns:w16sdtdh="http://schemas.microsoft.com/office/word/2020/wordml/sdtdatahash" xmlns:w16se="http://schemas.microsoft.com/office/word/2015/wordml/symex" xmlns:wpg="http://schemas.microsoft.com/office/word/2010/wordprocessingGroup" xmlns:wpi="http://schemas.microsoft.com/office/word/2010/wordprocessingInk" xmlns:wne="http://schemas.microsoft.com/office/word/2006/wordml" xmlns:wps="http://schemas.microsoft.com/office/word/2010/wordprocessingShape" mc:Ignorable="w14 w15 w16se w16cid w16 w16cex w16sdtdh wp14">
+<w:document xmlns:wpc="http://schemas.microsoft.com/office/word/2010/wordprocessingCanvas" xmlns:cx="http://schemas.microsoft.com/office/drawing/2014/chartex" xmlns:cx1="http://schemas.microsoft.com/office/drawing/2015/9/8/chartex" xmlns:cx2="http://schemas.microsoft.com/office/drawing/2015/10/21/chartex" xmlns:cx3="http://schemas.microsoft.com/office/drawing/2016/5/9/chartex" xmlns:cx4="http://schemas.microsoft.com/office/drawing/2016/5/10/chartex" xmlns:cx5="http://schemas.microsoft.com/office/drawing/2016/5/11/chartex" xmlns:cx6="http://schemas.microsoft.com/office/drawing/2016/5/12/chartex" xmlns:cx7="http://schemas.microsoft.com/office/drawing/2016/5/13/chartex" xmlns:cx8="http://schemas.microsoft.com/office/drawing/2016/5/14/chartex" xmlns:mc="http://schemas.openxmlformats.org/markup-compatibility/2006" xmlns:aink="http://schemas.microsoft.com/office/drawing/2016/ink" xmlns:am3d="http://schemas.microsoft.com/office/drawing/2017/model3d" xmlns:o="urn:schemas-microsoft-com:office:office" xmlns:oel="http://schemas.microsoft.com/office/2019/extlst" xmlns:r="http://schemas.openxmlformats.org/officeDocument/2006/relationships" xmlns:m="http://schemas.openxmlformats.org/officeDocument/2006/math" xmlns:v="urn:schemas-microsoft-com:vml" xmlns:wp14="http://schemas.microsoft.com/office/word/2010/wordprocessingDrawing" xmlns:wp="http://schemas.openxmlformats.org/drawingml/2006/wordprocessingDrawing" xmlns:w10="urn:schemas-microsoft-com:office:word" xmlns:w="http://schemas.openxmlformats.org/wordprocessingml/2006/main" xmlns:w14="http://schemas.microsoft.com/office/word/2010/wordml" xmlns:w15="http://schemas.microsoft.com/office/word/2012/wordml" xmlns:w16cex="http://schemas.microsoft.com/office/word/2018/wordml/cex" xmlns:w16cid="http://schemas.microsoft.com/office/word/2016/wordml/cid" xmlns:w16="http://schemas.microsoft.com/office/word/2018/wordml" xmlns:w16du="http://schemas.microsoft.com/office/word/2023/wordml/word16du" xmlns:w16sdtdh="http://schemas.microsoft.com/office/word/2020/wordml/sdtdatahash" xmlns:w16sdtfl="http://schemas.microsoft.com/office/word/2024/wordml/sdtformatlock" xmlns:w16se="http://schemas.microsoft.com/office/word/2015/wordml/symex" xmlns:wpg="http://schemas.microsoft.com/office/word/2010/wordprocessingGroup" xmlns:wpi="http://schemas.microsoft.com/office/word/2010/wordprocessingInk" xmlns:wne="http://schemas.microsoft.com/office/word/2006/wordml" xmlns:wps="http://schemas.microsoft.com/office/word/2010/wordprocessingShape" mc:Ignorable="w14 w15 w16se w16cid w16 w16cex w16sdtdh w16sdtfl w16du wp14">
   <w:body>
     <w:p>
       <w:pPr>
@@ -28,13 +28,7 @@
       </w:r>
       <w:r>
         <w:br/>
-        <w:t>(</w:t>
-      </w:r>
-      <w:r>
-        <w:t>Sector &amp; Organisation</w:t>
-      </w:r>
-      <w:r>
-        <w:t>)</w:t>
+        <w:t>(Sector &amp; Organisation)</w:t>
       </w:r>
       <w:r>
         <w:br/>
@@ -100,9 +94,11 @@
       <w:r>
         <w:br/>
       </w:r>
+      <w:bookmarkStart w:id="0" w:name="_Toc215141756"/>
       <w:r>
         <w:t>Purpose</w:t>
       </w:r>
+      <w:bookmarkEnd w:id="0"/>
     </w:p>
     <w:p>
       <w:pPr>
@@ -121,11 +117,11 @@
       <w:pPr>
         <w:pStyle w:val="Heading2"/>
       </w:pPr>
-      <w:bookmarkStart w:id="0" w:name="_Toc154927866"/>
+      <w:bookmarkStart w:id="1" w:name="_Toc215141757"/>
       <w:r>
         <w:t>Synopsis</w:t>
       </w:r>
-      <w:bookmarkEnd w:id="0"/>
+      <w:bookmarkEnd w:id="1"/>
     </w:p>
     <w:p>
       <w:pPr>
@@ -155,16 +151,16 @@
       <w:pPr>
         <w:pStyle w:val="Heading2"/>
       </w:pPr>
-      <w:bookmarkStart w:id="1" w:name="Location_DocumentIndex"/>
-      <w:bookmarkStart w:id="2" w:name="_Toc145049427"/>
-      <w:bookmarkStart w:id="3" w:name="_Toc154927867"/>
-      <w:bookmarkEnd w:id="1"/>
+      <w:bookmarkStart w:id="2" w:name="Location_DocumentIndex"/>
+      <w:bookmarkStart w:id="3" w:name="_Toc145049427"/>
+      <w:bookmarkStart w:id="4" w:name="_Toc215141758"/>
+      <w:bookmarkEnd w:id="2"/>
       <w:r>
         <w:lastRenderedPageBreak/>
         <w:t>Contents</w:t>
       </w:r>
-      <w:bookmarkEnd w:id="2"/>
       <w:bookmarkEnd w:id="3"/>
+      <w:bookmarkEnd w:id="4"/>
     </w:p>
     <w:p>
       <w:pPr>
@@ -173,9 +169,7 @@
           <w:rFonts w:asciiTheme="minorHAnsi" w:eastAsiaTheme="minorEastAsia" w:hAnsiTheme="minorHAnsi" w:cstheme="minorBidi"/>
           <w:noProof/>
           <w:kern w:val="2"/>
-          <w:sz w:val="22"/>
-          <w:szCs w:val="22"/>
-          <w:lang w:val="en-US"/>
+          <w:lang w:eastAsia="en-NZ"/>
           <w14:ligatures w14:val="standardContextual"/>
         </w:rPr>
       </w:pPr>
@@ -188,13 +182,13 @@
       <w:r>
         <w:fldChar w:fldCharType="separate"/>
       </w:r>
-      <w:hyperlink w:anchor="_Toc154927865" w:history="1">
+      <w:hyperlink w:anchor="_Toc215141756" w:history="1">
         <w:r>
           <w:rPr>
             <w:rStyle w:val="Hyperlink"/>
             <w:noProof/>
           </w:rPr>
-          <w:t>Description</w:t>
+          <w:t>Purpose</w:t>
         </w:r>
         <w:r>
           <w:rPr>
@@ -215,7 +209,7 @@
             <w:noProof/>
             <w:webHidden/>
           </w:rPr>
-          <w:instrText xml:space="preserve"> PAGEREF _Toc154927865 \h </w:instrText>
+          <w:instrText xml:space="preserve"> PAGEREF _Toc215141756 \h </w:instrText>
         </w:r>
         <w:r>
           <w:rPr>
@@ -253,13 +247,11 @@
           <w:rFonts w:asciiTheme="minorHAnsi" w:eastAsiaTheme="minorEastAsia" w:hAnsiTheme="minorHAnsi" w:cstheme="minorBidi"/>
           <w:noProof/>
           <w:kern w:val="2"/>
-          <w:sz w:val="22"/>
-          <w:szCs w:val="22"/>
-          <w:lang w:val="en-US"/>
+          <w:lang w:eastAsia="en-NZ"/>
           <w14:ligatures w14:val="standardContextual"/>
         </w:rPr>
       </w:pPr>
-      <w:hyperlink w:anchor="_Toc154927866" w:history="1">
+      <w:hyperlink w:anchor="_Toc215141757" w:history="1">
         <w:r>
           <w:rPr>
             <w:rStyle w:val="Hyperlink"/>
@@ -286,7 +278,7 @@
             <w:noProof/>
             <w:webHidden/>
           </w:rPr>
-          <w:instrText xml:space="preserve"> PAGEREF _Toc154927866 \h </w:instrText>
+          <w:instrText xml:space="preserve"> PAGEREF _Toc215141757 \h </w:instrText>
         </w:r>
         <w:r>
           <w:rPr>
@@ -324,13 +316,11 @@
           <w:rFonts w:asciiTheme="minorHAnsi" w:eastAsiaTheme="minorEastAsia" w:hAnsiTheme="minorHAnsi" w:cstheme="minorBidi"/>
           <w:noProof/>
           <w:kern w:val="2"/>
-          <w:sz w:val="22"/>
-          <w:szCs w:val="22"/>
-          <w:lang w:val="en-US"/>
+          <w:lang w:eastAsia="en-NZ"/>
           <w14:ligatures w14:val="standardContextual"/>
         </w:rPr>
       </w:pPr>
-      <w:hyperlink w:anchor="_Toc154927867" w:history="1">
+      <w:hyperlink w:anchor="_Toc215141758" w:history="1">
         <w:r>
           <w:rPr>
             <w:rStyle w:val="Hyperlink"/>
@@ -357,7 +347,7 @@
             <w:noProof/>
             <w:webHidden/>
           </w:rPr>
-          <w:instrText xml:space="preserve"> PAGEREF _Toc154927867 \h </w:instrText>
+          <w:instrText xml:space="preserve"> PAGEREF _Toc215141758 \h </w:instrText>
         </w:r>
         <w:r>
           <w:rPr>
@@ -395,19 +385,17 @@
           <w:rFonts w:asciiTheme="minorHAnsi" w:eastAsiaTheme="minorEastAsia" w:hAnsiTheme="minorHAnsi" w:cstheme="minorBidi"/>
           <w:noProof/>
           <w:kern w:val="2"/>
-          <w:sz w:val="22"/>
-          <w:szCs w:val="22"/>
-          <w:lang w:val="en-US"/>
+          <w:lang w:eastAsia="en-NZ"/>
           <w14:ligatures w14:val="standardContextual"/>
         </w:rPr>
       </w:pPr>
-      <w:hyperlink w:anchor="_Toc154927868" w:history="1">
+      <w:hyperlink w:anchor="_Toc215141759" w:history="1">
         <w:r>
           <w:rPr>
             <w:rStyle w:val="Hyperlink"/>
             <w:noProof/>
           </w:rPr>
-          <w:t>Purpose</w:t>
+          <w:t>Background</w:t>
         </w:r>
         <w:r>
           <w:rPr>
@@ -428,7 +416,7 @@
             <w:noProof/>
             <w:webHidden/>
           </w:rPr>
-          <w:instrText xml:space="preserve"> PAGEREF _Toc154927868 \h </w:instrText>
+          <w:instrText xml:space="preserve"> PAGEREF _Toc215141759 \h </w:instrText>
         </w:r>
         <w:r>
           <w:rPr>
@@ -449,6 +437,78 @@
             <w:webHidden/>
           </w:rPr>
           <w:t>3</w:t>
+        </w:r>
+        <w:r>
+          <w:rPr>
+            <w:noProof/>
+            <w:webHidden/>
+          </w:rPr>
+          <w:fldChar w:fldCharType="end"/>
+        </w:r>
+      </w:hyperlink>
+    </w:p>
+    <w:p>
+      <w:pPr>
+        <w:pStyle w:val="TOC1"/>
+        <w:tabs>
+          <w:tab w:val="right" w:leader="dot" w:pos="9514"/>
+        </w:tabs>
+        <w:rPr>
+          <w:rFonts w:asciiTheme="minorHAnsi" w:eastAsiaTheme="minorEastAsia" w:hAnsiTheme="minorHAnsi" w:cstheme="minorBidi"/>
+          <w:noProof/>
+          <w:kern w:val="2"/>
+          <w:lang w:eastAsia="en-NZ"/>
+          <w14:ligatures w14:val="standardContextual"/>
+        </w:rPr>
+      </w:pPr>
+      <w:hyperlink w:anchor="_Toc215141760" w:history="1">
+        <w:r>
+          <w:rPr>
+            <w:rStyle w:val="Hyperlink"/>
+            <w:noProof/>
+          </w:rPr>
+          <w:t>Appendices</w:t>
+        </w:r>
+        <w:r>
+          <w:rPr>
+            <w:noProof/>
+            <w:webHidden/>
+          </w:rPr>
+          <w:tab/>
+        </w:r>
+        <w:r>
+          <w:rPr>
+            <w:noProof/>
+            <w:webHidden/>
+          </w:rPr>
+          <w:fldChar w:fldCharType="begin"/>
+        </w:r>
+        <w:r>
+          <w:rPr>
+            <w:noProof/>
+            <w:webHidden/>
+          </w:rPr>
+          <w:instrText xml:space="preserve"> PAGEREF _Toc215141760 \h </w:instrText>
+        </w:r>
+        <w:r>
+          <w:rPr>
+            <w:noProof/>
+            <w:webHidden/>
+          </w:rPr>
+        </w:r>
+        <w:r>
+          <w:rPr>
+            <w:noProof/>
+            <w:webHidden/>
+          </w:rPr>
+          <w:fldChar w:fldCharType="separate"/>
+        </w:r>
+        <w:r>
+          <w:rPr>
+            <w:noProof/>
+            <w:webHidden/>
+          </w:rPr>
+          <w:t>4</w:t>
         </w:r>
         <w:r>
           <w:rPr>
@@ -466,19 +526,17 @@
           <w:rFonts w:asciiTheme="minorHAnsi" w:eastAsiaTheme="minorEastAsia" w:hAnsiTheme="minorHAnsi" w:cstheme="minorBidi"/>
           <w:noProof/>
           <w:kern w:val="2"/>
-          <w:sz w:val="22"/>
-          <w:szCs w:val="22"/>
-          <w:lang w:val="en-US"/>
+          <w:lang w:eastAsia="en-NZ"/>
           <w14:ligatures w14:val="standardContextual"/>
         </w:rPr>
       </w:pPr>
-      <w:hyperlink w:anchor="_Toc154927869" w:history="1">
+      <w:hyperlink w:anchor="_Toc215141761" w:history="1">
         <w:r>
           <w:rPr>
             <w:rStyle w:val="Hyperlink"/>
             <w:noProof/>
           </w:rPr>
-          <w:t>Background</w:t>
+          <w:t>Appendix A - Document Information</w:t>
         </w:r>
         <w:r>
           <w:rPr>
@@ -499,7 +557,7 @@
             <w:noProof/>
             <w:webHidden/>
           </w:rPr>
-          <w:instrText xml:space="preserve"> PAGEREF _Toc154927869 \h </w:instrText>
+          <w:instrText xml:space="preserve"> PAGEREF _Toc215141761 \h </w:instrText>
         </w:r>
         <w:r>
           <w:rPr>
@@ -519,504 +577,7 @@
             <w:noProof/>
             <w:webHidden/>
           </w:rPr>
-          <w:t>3</w:t>
-        </w:r>
-        <w:r>
-          <w:rPr>
-            <w:noProof/>
-            <w:webHidden/>
-          </w:rPr>
-          <w:fldChar w:fldCharType="end"/>
-        </w:r>
-      </w:hyperlink>
-    </w:p>
-    <w:p>
-      <w:pPr>
-        <w:pStyle w:val="TOC2"/>
-        <w:rPr>
-          <w:rFonts w:asciiTheme="minorHAnsi" w:eastAsiaTheme="minorEastAsia" w:hAnsiTheme="minorHAnsi" w:cstheme="minorBidi"/>
-          <w:noProof/>
-          <w:kern w:val="2"/>
-          <w:sz w:val="22"/>
-          <w:szCs w:val="22"/>
-          <w:lang w:val="en-US"/>
-          <w14:ligatures w14:val="standardContextual"/>
-        </w:rPr>
-      </w:pPr>
-      <w:hyperlink w:anchor="_Toc154927870" w:history="1">
-        <w:r>
-          <w:rPr>
-            <w:rStyle w:val="Hyperlink"/>
-            <w:noProof/>
-          </w:rPr>
-          <w:t>Outcomes [Objectives]</w:t>
-        </w:r>
-        <w:r>
-          <w:rPr>
-            <w:noProof/>
-            <w:webHidden/>
-          </w:rPr>
-          <w:tab/>
-        </w:r>
-        <w:r>
-          <w:rPr>
-            <w:noProof/>
-            <w:webHidden/>
-          </w:rPr>
-          <w:fldChar w:fldCharType="begin"/>
-        </w:r>
-        <w:r>
-          <w:rPr>
-            <w:noProof/>
-            <w:webHidden/>
-          </w:rPr>
-          <w:instrText xml:space="preserve"> PAGEREF _Toc154927870 \h </w:instrText>
-        </w:r>
-        <w:r>
-          <w:rPr>
-            <w:noProof/>
-            <w:webHidden/>
-          </w:rPr>
-        </w:r>
-        <w:r>
-          <w:rPr>
-            <w:noProof/>
-            <w:webHidden/>
-          </w:rPr>
-          <w:fldChar w:fldCharType="separate"/>
-        </w:r>
-        <w:r>
-          <w:rPr>
-            <w:noProof/>
-            <w:webHidden/>
-          </w:rPr>
-          <w:t>3</w:t>
-        </w:r>
-        <w:r>
-          <w:rPr>
-            <w:noProof/>
-            <w:webHidden/>
-          </w:rPr>
-          <w:fldChar w:fldCharType="end"/>
-        </w:r>
-      </w:hyperlink>
-    </w:p>
-    <w:p>
-      <w:pPr>
-        <w:pStyle w:val="TOC2"/>
-        <w:rPr>
-          <w:rFonts w:asciiTheme="minorHAnsi" w:eastAsiaTheme="minorEastAsia" w:hAnsiTheme="minorHAnsi" w:cstheme="minorBidi"/>
-          <w:noProof/>
-          <w:kern w:val="2"/>
-          <w:sz w:val="22"/>
-          <w:szCs w:val="22"/>
-          <w:lang w:val="en-US"/>
-          <w14:ligatures w14:val="standardContextual"/>
-        </w:rPr>
-      </w:pPr>
-      <w:hyperlink w:anchor="_Toc154927871" w:history="1">
-        <w:r>
-          <w:rPr>
-            <w:rStyle w:val="Hyperlink"/>
-            <w:noProof/>
-          </w:rPr>
-          <w:t>Options [Considered &amp; Selected]</w:t>
-        </w:r>
-        <w:r>
-          <w:rPr>
-            <w:noProof/>
-            <w:webHidden/>
-          </w:rPr>
-          <w:tab/>
-        </w:r>
-        <w:r>
-          <w:rPr>
-            <w:noProof/>
-            <w:webHidden/>
-          </w:rPr>
-          <w:fldChar w:fldCharType="begin"/>
-        </w:r>
-        <w:r>
-          <w:rPr>
-            <w:noProof/>
-            <w:webHidden/>
-          </w:rPr>
-          <w:instrText xml:space="preserve"> PAGEREF _Toc154927871 \h </w:instrText>
-        </w:r>
-        <w:r>
-          <w:rPr>
-            <w:noProof/>
-            <w:webHidden/>
-          </w:rPr>
-        </w:r>
-        <w:r>
-          <w:rPr>
-            <w:noProof/>
-            <w:webHidden/>
-          </w:rPr>
-          <w:fldChar w:fldCharType="separate"/>
-        </w:r>
-        <w:r>
-          <w:rPr>
-            <w:noProof/>
-            <w:webHidden/>
-          </w:rPr>
-          <w:t>3</w:t>
-        </w:r>
-        <w:r>
-          <w:rPr>
-            <w:noProof/>
-            <w:webHidden/>
-          </w:rPr>
-          <w:fldChar w:fldCharType="end"/>
-        </w:r>
-      </w:hyperlink>
-    </w:p>
-    <w:p>
-      <w:pPr>
-        <w:pStyle w:val="TOC2"/>
-        <w:rPr>
-          <w:rFonts w:asciiTheme="minorHAnsi" w:eastAsiaTheme="minorEastAsia" w:hAnsiTheme="minorHAnsi" w:cstheme="minorBidi"/>
-          <w:noProof/>
-          <w:kern w:val="2"/>
-          <w:sz w:val="22"/>
-          <w:szCs w:val="22"/>
-          <w:lang w:val="en-US"/>
-          <w14:ligatures w14:val="standardContextual"/>
-        </w:rPr>
-      </w:pPr>
-      <w:hyperlink w:anchor="_Toc154927872" w:history="1">
-        <w:r>
-          <w:rPr>
-            <w:rStyle w:val="Hyperlink"/>
-            <w:noProof/>
-          </w:rPr>
-          <w:t>Constraints</w:t>
-        </w:r>
-        <w:r>
-          <w:rPr>
-            <w:noProof/>
-            <w:webHidden/>
-          </w:rPr>
-          <w:tab/>
-        </w:r>
-        <w:r>
-          <w:rPr>
-            <w:noProof/>
-            <w:webHidden/>
-          </w:rPr>
-          <w:fldChar w:fldCharType="begin"/>
-        </w:r>
-        <w:r>
-          <w:rPr>
-            <w:noProof/>
-            <w:webHidden/>
-          </w:rPr>
-          <w:instrText xml:space="preserve"> PAGEREF _Toc154927872 \h </w:instrText>
-        </w:r>
-        <w:r>
-          <w:rPr>
-            <w:noProof/>
-            <w:webHidden/>
-          </w:rPr>
-        </w:r>
-        <w:r>
-          <w:rPr>
-            <w:noProof/>
-            <w:webHidden/>
-          </w:rPr>
-          <w:fldChar w:fldCharType="separate"/>
-        </w:r>
-        <w:r>
-          <w:rPr>
-            <w:noProof/>
-            <w:webHidden/>
-          </w:rPr>
-          <w:t>3</w:t>
-        </w:r>
-        <w:r>
-          <w:rPr>
-            <w:noProof/>
-            <w:webHidden/>
-          </w:rPr>
-          <w:fldChar w:fldCharType="end"/>
-        </w:r>
-      </w:hyperlink>
-    </w:p>
-    <w:p>
-      <w:pPr>
-        <w:pStyle w:val="TOC2"/>
-        <w:rPr>
-          <w:rFonts w:asciiTheme="minorHAnsi" w:eastAsiaTheme="minorEastAsia" w:hAnsiTheme="minorHAnsi" w:cstheme="minorBidi"/>
-          <w:noProof/>
-          <w:kern w:val="2"/>
-          <w:sz w:val="22"/>
-          <w:szCs w:val="22"/>
-          <w:lang w:val="en-US"/>
-          <w14:ligatures w14:val="standardContextual"/>
-        </w:rPr>
-      </w:pPr>
-      <w:hyperlink w:anchor="_Toc154927873" w:history="1">
-        <w:r>
-          <w:rPr>
-            <w:rStyle w:val="Hyperlink"/>
-            <w:noProof/>
-          </w:rPr>
-          <w:t>Assumptions</w:t>
-        </w:r>
-        <w:r>
-          <w:rPr>
-            <w:noProof/>
-            <w:webHidden/>
-          </w:rPr>
-          <w:tab/>
-        </w:r>
-        <w:r>
-          <w:rPr>
-            <w:noProof/>
-            <w:webHidden/>
-          </w:rPr>
-          <w:fldChar w:fldCharType="begin"/>
-        </w:r>
-        <w:r>
-          <w:rPr>
-            <w:noProof/>
-            <w:webHidden/>
-          </w:rPr>
-          <w:instrText xml:space="preserve"> PAGEREF _Toc154927873 \h </w:instrText>
-        </w:r>
-        <w:r>
-          <w:rPr>
-            <w:noProof/>
-            <w:webHidden/>
-          </w:rPr>
-        </w:r>
-        <w:r>
-          <w:rPr>
-            <w:noProof/>
-            <w:webHidden/>
-          </w:rPr>
-          <w:fldChar w:fldCharType="separate"/>
-        </w:r>
-        <w:r>
-          <w:rPr>
-            <w:noProof/>
-            <w:webHidden/>
-          </w:rPr>
-          <w:t>3</w:t>
-        </w:r>
-        <w:r>
-          <w:rPr>
-            <w:noProof/>
-            <w:webHidden/>
-          </w:rPr>
-          <w:fldChar w:fldCharType="end"/>
-        </w:r>
-      </w:hyperlink>
-    </w:p>
-    <w:p>
-      <w:pPr>
-        <w:pStyle w:val="TOC2"/>
-        <w:rPr>
-          <w:rFonts w:asciiTheme="minorHAnsi" w:eastAsiaTheme="minorEastAsia" w:hAnsiTheme="minorHAnsi" w:cstheme="minorBidi"/>
-          <w:noProof/>
-          <w:kern w:val="2"/>
-          <w:sz w:val="22"/>
-          <w:szCs w:val="22"/>
-          <w:lang w:val="en-US"/>
-          <w14:ligatures w14:val="standardContextual"/>
-        </w:rPr>
-      </w:pPr>
-      <w:hyperlink w:anchor="_Toc154927874" w:history="1">
-        <w:r>
-          <w:rPr>
-            <w:rStyle w:val="Hyperlink"/>
-            <w:noProof/>
-          </w:rPr>
-          <w:t>Dependencies</w:t>
-        </w:r>
-        <w:r>
-          <w:rPr>
-            <w:noProof/>
-            <w:webHidden/>
-          </w:rPr>
-          <w:tab/>
-        </w:r>
-        <w:r>
-          <w:rPr>
-            <w:noProof/>
-            <w:webHidden/>
-          </w:rPr>
-          <w:fldChar w:fldCharType="begin"/>
-        </w:r>
-        <w:r>
-          <w:rPr>
-            <w:noProof/>
-            <w:webHidden/>
-          </w:rPr>
-          <w:instrText xml:space="preserve"> PAGEREF _Toc154927874 \h </w:instrText>
-        </w:r>
-        <w:r>
-          <w:rPr>
-            <w:noProof/>
-            <w:webHidden/>
-          </w:rPr>
-        </w:r>
-        <w:r>
-          <w:rPr>
-            <w:noProof/>
-            <w:webHidden/>
-          </w:rPr>
-          <w:fldChar w:fldCharType="separate"/>
-        </w:r>
-        <w:r>
-          <w:rPr>
-            <w:noProof/>
-            <w:webHidden/>
-          </w:rPr>
-          <w:t>3</w:t>
-        </w:r>
-        <w:r>
-          <w:rPr>
-            <w:noProof/>
-            <w:webHidden/>
-          </w:rPr>
-          <w:fldChar w:fldCharType="end"/>
-        </w:r>
-      </w:hyperlink>
-    </w:p>
-    <w:p>
-      <w:pPr>
-        <w:pStyle w:val="TOC2"/>
-        <w:rPr>
-          <w:rFonts w:asciiTheme="minorHAnsi" w:eastAsiaTheme="minorEastAsia" w:hAnsiTheme="minorHAnsi" w:cstheme="minorBidi"/>
-          <w:noProof/>
-          <w:kern w:val="2"/>
-          <w:sz w:val="22"/>
-          <w:szCs w:val="22"/>
-          <w:lang w:val="en-US"/>
-          <w14:ligatures w14:val="standardContextual"/>
-        </w:rPr>
-      </w:pPr>
-      <w:hyperlink w:anchor="_Toc154927875" w:history="1">
-        <w:r>
-          <w:rPr>
-            <w:rStyle w:val="Hyperlink"/>
-            <w:noProof/>
-          </w:rPr>
-          <w:t>Decisions</w:t>
-        </w:r>
-        <w:r>
-          <w:rPr>
-            <w:noProof/>
-            <w:webHidden/>
-          </w:rPr>
-          <w:tab/>
-        </w:r>
-        <w:r>
-          <w:rPr>
-            <w:noProof/>
-            <w:webHidden/>
-          </w:rPr>
-          <w:fldChar w:fldCharType="begin"/>
-        </w:r>
-        <w:r>
-          <w:rPr>
-            <w:noProof/>
-            <w:webHidden/>
-          </w:rPr>
-          <w:instrText xml:space="preserve"> PAGEREF _Toc154927875 \h </w:instrText>
-        </w:r>
-        <w:r>
-          <w:rPr>
-            <w:noProof/>
-            <w:webHidden/>
-          </w:rPr>
-        </w:r>
-        <w:r>
-          <w:rPr>
-            <w:noProof/>
-            <w:webHidden/>
-          </w:rPr>
-          <w:fldChar w:fldCharType="separate"/>
-        </w:r>
-        <w:r>
-          <w:rPr>
-            <w:noProof/>
-            <w:webHidden/>
-          </w:rPr>
-          <w:t>3</w:t>
-        </w:r>
-        <w:r>
-          <w:rPr>
-            <w:noProof/>
-            <w:webHidden/>
-          </w:rPr>
-          <w:fldChar w:fldCharType="end"/>
-        </w:r>
-      </w:hyperlink>
-    </w:p>
-    <w:p>
-      <w:pPr>
-        <w:pStyle w:val="TOC2"/>
-        <w:rPr>
-          <w:rFonts w:asciiTheme="minorHAnsi" w:eastAsiaTheme="minorEastAsia" w:hAnsiTheme="minorHAnsi" w:cstheme="minorBidi"/>
-          <w:noProof/>
-          <w:kern w:val="2"/>
-          <w:sz w:val="22"/>
-          <w:szCs w:val="22"/>
-          <w:lang w:val="en-US"/>
-          <w14:ligatures w14:val="standardContextual"/>
-        </w:rPr>
-      </w:pPr>
-      <w:hyperlink w:anchor="_Toc154927876" w:history="1">
-        <w:r>
-          <w:rPr>
-            <w:rStyle w:val="Hyperlink"/>
-            <w:noProof/>
-          </w:rPr>
-          <w:t>Deliverables/Outputs</w:t>
-        </w:r>
-        <w:r>
-          <w:rPr>
-            <w:noProof/>
-            <w:webHidden/>
-          </w:rPr>
-          <w:tab/>
-        </w:r>
-        <w:r>
-          <w:rPr>
-            <w:noProof/>
-            <w:webHidden/>
-          </w:rPr>
-          <w:fldChar w:fldCharType="begin"/>
-        </w:r>
-        <w:r>
-          <w:rPr>
-            <w:noProof/>
-            <w:webHidden/>
-          </w:rPr>
-          <w:instrText xml:space="preserve"> PAGEREF _Toc154927876 \h </w:instrText>
-        </w:r>
-        <w:r>
-          <w:rPr>
-            <w:noProof/>
-            <w:webHidden/>
-          </w:rPr>
-        </w:r>
-        <w:r>
-          <w:rPr>
-            <w:noProof/>
-            <w:webHidden/>
-          </w:rPr>
-          <w:fldChar w:fldCharType="separate"/>
-        </w:r>
-        <w:r>
-          <w:rPr>
-            <w:noProof/>
-            <w:webHidden/>
-          </w:rPr>
-          <w:t>3</w:t>
+          <w:t>4</w:t>
         </w:r>
         <w:r>
           <w:rPr>
@@ -1037,19 +598,17 @@
           <w:rFonts w:asciiTheme="minorHAnsi" w:eastAsiaTheme="minorEastAsia" w:hAnsiTheme="minorHAnsi" w:cstheme="minorBidi"/>
           <w:noProof/>
           <w:kern w:val="2"/>
-          <w:sz w:val="22"/>
-          <w:szCs w:val="22"/>
-          <w:lang w:val="en-US"/>
+          <w:lang w:eastAsia="en-NZ"/>
           <w14:ligatures w14:val="standardContextual"/>
         </w:rPr>
       </w:pPr>
-      <w:hyperlink w:anchor="_Toc154927877" w:history="1">
+      <w:hyperlink w:anchor="_Toc215141762" w:history="1">
         <w:r>
           <w:rPr>
             <w:rStyle w:val="Hyperlink"/>
             <w:noProof/>
           </w:rPr>
-          <w:t>Heading Level 3</w:t>
+          <w:t>Versions</w:t>
         </w:r>
         <w:r>
           <w:rPr>
@@ -1070,7 +629,7 @@
             <w:noProof/>
             <w:webHidden/>
           </w:rPr>
-          <w:instrText xml:space="preserve"> PAGEREF _Toc154927877 \h </w:instrText>
+          <w:instrText xml:space="preserve"> PAGEREF _Toc215141762 \h </w:instrText>
         </w:r>
         <w:r>
           <w:rPr>
@@ -1090,223 +649,7 @@
             <w:noProof/>
             <w:webHidden/>
           </w:rPr>
-          <w:t>3</w:t>
-        </w:r>
-        <w:r>
-          <w:rPr>
-            <w:noProof/>
-            <w:webHidden/>
-          </w:rPr>
-          <w:fldChar w:fldCharType="end"/>
-        </w:r>
-      </w:hyperlink>
-    </w:p>
-    <w:p>
-      <w:pPr>
-        <w:pStyle w:val="TOC4"/>
-        <w:rPr>
-          <w:rFonts w:asciiTheme="minorHAnsi" w:eastAsiaTheme="minorEastAsia" w:hAnsiTheme="minorHAnsi" w:cstheme="minorBidi"/>
-          <w:noProof/>
-          <w:kern w:val="2"/>
-          <w:sz w:val="22"/>
-          <w:szCs w:val="22"/>
-          <w:lang w:val="en-US"/>
-          <w14:ligatures w14:val="standardContextual"/>
-        </w:rPr>
-      </w:pPr>
-      <w:hyperlink w:anchor="_Toc154927878" w:history="1">
-        <w:r>
-          <w:rPr>
-            <w:rStyle w:val="Hyperlink"/>
-            <w:noProof/>
-          </w:rPr>
-          <w:t>Heading Level 4</w:t>
-        </w:r>
-        <w:r>
-          <w:rPr>
-            <w:noProof/>
-            <w:webHidden/>
-          </w:rPr>
-          <w:tab/>
-        </w:r>
-        <w:r>
-          <w:rPr>
-            <w:noProof/>
-            <w:webHidden/>
-          </w:rPr>
-          <w:fldChar w:fldCharType="begin"/>
-        </w:r>
-        <w:r>
-          <w:rPr>
-            <w:noProof/>
-            <w:webHidden/>
-          </w:rPr>
-          <w:instrText xml:space="preserve"> PAGEREF _Toc154927878 \h </w:instrText>
-        </w:r>
-        <w:r>
-          <w:rPr>
-            <w:noProof/>
-            <w:webHidden/>
-          </w:rPr>
-        </w:r>
-        <w:r>
-          <w:rPr>
-            <w:noProof/>
-            <w:webHidden/>
-          </w:rPr>
-          <w:fldChar w:fldCharType="separate"/>
-        </w:r>
-        <w:r>
-          <w:rPr>
-            <w:noProof/>
-            <w:webHidden/>
-          </w:rPr>
           <w:t>4</w:t>
-        </w:r>
-        <w:r>
-          <w:rPr>
-            <w:noProof/>
-            <w:webHidden/>
-          </w:rPr>
-          <w:fldChar w:fldCharType="end"/>
-        </w:r>
-      </w:hyperlink>
-    </w:p>
-    <w:p>
-      <w:pPr>
-        <w:pStyle w:val="TOC1"/>
-        <w:tabs>
-          <w:tab w:val="right" w:leader="dot" w:pos="9514"/>
-        </w:tabs>
-        <w:rPr>
-          <w:rFonts w:asciiTheme="minorHAnsi" w:eastAsiaTheme="minorEastAsia" w:hAnsiTheme="minorHAnsi" w:cstheme="minorBidi"/>
-          <w:noProof/>
-          <w:kern w:val="2"/>
-          <w:sz w:val="22"/>
-          <w:szCs w:val="22"/>
-          <w:lang w:val="en-US"/>
-          <w14:ligatures w14:val="standardContextual"/>
-        </w:rPr>
-      </w:pPr>
-      <w:hyperlink w:anchor="_Toc154927879" w:history="1">
-        <w:r>
-          <w:rPr>
-            <w:rStyle w:val="Hyperlink"/>
-            <w:noProof/>
-          </w:rPr>
-          <w:t>Appendices</w:t>
-        </w:r>
-        <w:r>
-          <w:rPr>
-            <w:noProof/>
-            <w:webHidden/>
-          </w:rPr>
-          <w:tab/>
-        </w:r>
-        <w:r>
-          <w:rPr>
-            <w:noProof/>
-            <w:webHidden/>
-          </w:rPr>
-          <w:fldChar w:fldCharType="begin"/>
-        </w:r>
-        <w:r>
-          <w:rPr>
-            <w:noProof/>
-            <w:webHidden/>
-          </w:rPr>
-          <w:instrText xml:space="preserve"> PAGEREF _Toc154927879 \h </w:instrText>
-        </w:r>
-        <w:r>
-          <w:rPr>
-            <w:noProof/>
-            <w:webHidden/>
-          </w:rPr>
-        </w:r>
-        <w:r>
-          <w:rPr>
-            <w:noProof/>
-            <w:webHidden/>
-          </w:rPr>
-          <w:fldChar w:fldCharType="separate"/>
-        </w:r>
-        <w:r>
-          <w:rPr>
-            <w:noProof/>
-            <w:webHidden/>
-          </w:rPr>
-          <w:t>5</w:t>
-        </w:r>
-        <w:r>
-          <w:rPr>
-            <w:noProof/>
-            <w:webHidden/>
-          </w:rPr>
-          <w:fldChar w:fldCharType="end"/>
-        </w:r>
-      </w:hyperlink>
-    </w:p>
-    <w:p>
-      <w:pPr>
-        <w:pStyle w:val="TOC2"/>
-        <w:rPr>
-          <w:rFonts w:asciiTheme="minorHAnsi" w:eastAsiaTheme="minorEastAsia" w:hAnsiTheme="minorHAnsi" w:cstheme="minorBidi"/>
-          <w:noProof/>
-          <w:kern w:val="2"/>
-          <w:sz w:val="22"/>
-          <w:szCs w:val="22"/>
-          <w:lang w:val="en-US"/>
-          <w14:ligatures w14:val="standardContextual"/>
-        </w:rPr>
-      </w:pPr>
-      <w:hyperlink w:anchor="_Toc154927880" w:history="1">
-        <w:r>
-          <w:rPr>
-            <w:rStyle w:val="Hyperlink"/>
-            <w:noProof/>
-          </w:rPr>
-          <w:t>Appendix A - Document Information</w:t>
-        </w:r>
-        <w:r>
-          <w:rPr>
-            <w:noProof/>
-            <w:webHidden/>
-          </w:rPr>
-          <w:tab/>
-        </w:r>
-        <w:r>
-          <w:rPr>
-            <w:noProof/>
-            <w:webHidden/>
-          </w:rPr>
-          <w:fldChar w:fldCharType="begin"/>
-        </w:r>
-        <w:r>
-          <w:rPr>
-            <w:noProof/>
-            <w:webHidden/>
-          </w:rPr>
-          <w:instrText xml:space="preserve"> PAGEREF _Toc154927880 \h </w:instrText>
-        </w:r>
-        <w:r>
-          <w:rPr>
-            <w:noProof/>
-            <w:webHidden/>
-          </w:rPr>
-        </w:r>
-        <w:r>
-          <w:rPr>
-            <w:noProof/>
-            <w:webHidden/>
-          </w:rPr>
-          <w:fldChar w:fldCharType="separate"/>
-        </w:r>
-        <w:r>
-          <w:rPr>
-            <w:noProof/>
-            <w:webHidden/>
-          </w:rPr>
-          <w:t>5</w:t>
         </w:r>
         <w:r>
           <w:rPr>
@@ -1327,19 +670,17 @@
           <w:rFonts w:asciiTheme="minorHAnsi" w:eastAsiaTheme="minorEastAsia" w:hAnsiTheme="minorHAnsi" w:cstheme="minorBidi"/>
           <w:noProof/>
           <w:kern w:val="2"/>
-          <w:sz w:val="22"/>
-          <w:szCs w:val="22"/>
-          <w:lang w:val="en-US"/>
+          <w:lang w:eastAsia="en-NZ"/>
           <w14:ligatures w14:val="standardContextual"/>
         </w:rPr>
       </w:pPr>
-      <w:hyperlink w:anchor="_Toc154927881" w:history="1">
+      <w:hyperlink w:anchor="_Toc215141763" w:history="1">
         <w:r>
           <w:rPr>
             <w:rStyle w:val="Hyperlink"/>
             <w:noProof/>
           </w:rPr>
-          <w:t>Versions</w:t>
+          <w:t>Images</w:t>
         </w:r>
         <w:r>
           <w:rPr>
@@ -1360,7 +701,7 @@
             <w:noProof/>
             <w:webHidden/>
           </w:rPr>
-          <w:instrText xml:space="preserve"> PAGEREF _Toc154927881 \h </w:instrText>
+          <w:instrText xml:space="preserve"> PAGEREF _Toc215141763 \h </w:instrText>
         </w:r>
         <w:r>
           <w:rPr>
@@ -1380,7 +721,7 @@
             <w:noProof/>
             <w:webHidden/>
           </w:rPr>
-          <w:t>5</w:t>
+          <w:t>4</w:t>
         </w:r>
         <w:r>
           <w:rPr>
@@ -1401,19 +742,17 @@
           <w:rFonts w:asciiTheme="minorHAnsi" w:eastAsiaTheme="minorEastAsia" w:hAnsiTheme="minorHAnsi" w:cstheme="minorBidi"/>
           <w:noProof/>
           <w:kern w:val="2"/>
-          <w:sz w:val="22"/>
-          <w:szCs w:val="22"/>
-          <w:lang w:val="en-US"/>
+          <w:lang w:eastAsia="en-NZ"/>
           <w14:ligatures w14:val="standardContextual"/>
         </w:rPr>
       </w:pPr>
-      <w:hyperlink w:anchor="_Toc154927882" w:history="1">
+      <w:hyperlink w:anchor="_Toc215141764" w:history="1">
         <w:r>
           <w:rPr>
             <w:rStyle w:val="Hyperlink"/>
             <w:noProof/>
           </w:rPr>
-          <w:t>Images</w:t>
+          <w:t>Tables</w:t>
         </w:r>
         <w:r>
           <w:rPr>
@@ -1434,7 +773,7 @@
             <w:noProof/>
             <w:webHidden/>
           </w:rPr>
-          <w:instrText xml:space="preserve"> PAGEREF _Toc154927882 \h </w:instrText>
+          <w:instrText xml:space="preserve"> PAGEREF _Toc215141764 \h </w:instrText>
         </w:r>
         <w:r>
           <w:rPr>
@@ -1454,7 +793,7 @@
             <w:noProof/>
             <w:webHidden/>
           </w:rPr>
-          <w:t>5</w:t>
+          <w:t>4</w:t>
         </w:r>
         <w:r>
           <w:rPr>
@@ -1475,19 +814,17 @@
           <w:rFonts w:asciiTheme="minorHAnsi" w:eastAsiaTheme="minorEastAsia" w:hAnsiTheme="minorHAnsi" w:cstheme="minorBidi"/>
           <w:noProof/>
           <w:kern w:val="2"/>
-          <w:sz w:val="22"/>
-          <w:szCs w:val="22"/>
-          <w:lang w:val="en-US"/>
+          <w:lang w:eastAsia="en-NZ"/>
           <w14:ligatures w14:val="standardContextual"/>
         </w:rPr>
       </w:pPr>
-      <w:hyperlink w:anchor="_Toc154927883" w:history="1">
+      <w:hyperlink w:anchor="_Toc215141765" w:history="1">
         <w:r>
           <w:rPr>
             <w:rStyle w:val="Hyperlink"/>
             <w:noProof/>
           </w:rPr>
-          <w:t>Tables</w:t>
+          <w:t>References</w:t>
         </w:r>
         <w:r>
           <w:rPr>
@@ -1508,7 +845,7 @@
             <w:noProof/>
             <w:webHidden/>
           </w:rPr>
-          <w:instrText xml:space="preserve"> PAGEREF _Toc154927883 \h </w:instrText>
+          <w:instrText xml:space="preserve"> PAGEREF _Toc215141765 \h </w:instrText>
         </w:r>
         <w:r>
           <w:rPr>
@@ -1528,7 +865,7 @@
             <w:noProof/>
             <w:webHidden/>
           </w:rPr>
-          <w:t>5</w:t>
+          <w:t>4</w:t>
         </w:r>
         <w:r>
           <w:rPr>
@@ -1549,19 +886,17 @@
           <w:rFonts w:asciiTheme="minorHAnsi" w:eastAsiaTheme="minorEastAsia" w:hAnsiTheme="minorHAnsi" w:cstheme="minorBidi"/>
           <w:noProof/>
           <w:kern w:val="2"/>
-          <w:sz w:val="22"/>
-          <w:szCs w:val="22"/>
-          <w:lang w:val="en-US"/>
+          <w:lang w:eastAsia="en-NZ"/>
           <w14:ligatures w14:val="standardContextual"/>
         </w:rPr>
       </w:pPr>
-      <w:hyperlink w:anchor="_Toc154927884" w:history="1">
+      <w:hyperlink w:anchor="_Toc215141766" w:history="1">
         <w:r>
           <w:rPr>
             <w:rStyle w:val="Hyperlink"/>
             <w:noProof/>
           </w:rPr>
-          <w:t>References</w:t>
+          <w:t>Review Distribution</w:t>
         </w:r>
         <w:r>
           <w:rPr>
@@ -1582,7 +917,7 @@
             <w:noProof/>
             <w:webHidden/>
           </w:rPr>
-          <w:instrText xml:space="preserve"> PAGEREF _Toc154927884 \h </w:instrText>
+          <w:instrText xml:space="preserve"> PAGEREF _Toc215141766 \h </w:instrText>
         </w:r>
         <w:r>
           <w:rPr>
@@ -1602,7 +937,7 @@
             <w:noProof/>
             <w:webHidden/>
           </w:rPr>
-          <w:t>5</w:t>
+          <w:t>4</w:t>
         </w:r>
         <w:r>
           <w:rPr>
@@ -1623,19 +958,17 @@
           <w:rFonts w:asciiTheme="minorHAnsi" w:eastAsiaTheme="minorEastAsia" w:hAnsiTheme="minorHAnsi" w:cstheme="minorBidi"/>
           <w:noProof/>
           <w:kern w:val="2"/>
-          <w:sz w:val="22"/>
-          <w:szCs w:val="22"/>
-          <w:lang w:val="en-US"/>
+          <w:lang w:eastAsia="en-NZ"/>
           <w14:ligatures w14:val="standardContextual"/>
         </w:rPr>
       </w:pPr>
-      <w:hyperlink w:anchor="_Toc154927885" w:history="1">
+      <w:hyperlink w:anchor="_Toc215141767" w:history="1">
         <w:r>
           <w:rPr>
             <w:rStyle w:val="Hyperlink"/>
             <w:noProof/>
           </w:rPr>
-          <w:t>Review Distribution</w:t>
+          <w:t>Audience</w:t>
         </w:r>
         <w:r>
           <w:rPr>
@@ -1656,7 +989,7 @@
             <w:noProof/>
             <w:webHidden/>
           </w:rPr>
-          <w:instrText xml:space="preserve"> PAGEREF _Toc154927885 \h </w:instrText>
+          <w:instrText xml:space="preserve"> PAGEREF _Toc215141767 \h </w:instrText>
         </w:r>
         <w:r>
           <w:rPr>
@@ -1676,7 +1009,7 @@
             <w:noProof/>
             <w:webHidden/>
           </w:rPr>
-          <w:t>5</w:t>
+          <w:t>4</w:t>
         </w:r>
         <w:r>
           <w:rPr>
@@ -1697,19 +1030,17 @@
           <w:rFonts w:asciiTheme="minorHAnsi" w:eastAsiaTheme="minorEastAsia" w:hAnsiTheme="minorHAnsi" w:cstheme="minorBidi"/>
           <w:noProof/>
           <w:kern w:val="2"/>
-          <w:sz w:val="22"/>
-          <w:szCs w:val="22"/>
-          <w:lang w:val="en-US"/>
+          <w:lang w:eastAsia="en-NZ"/>
           <w14:ligatures w14:val="standardContextual"/>
         </w:rPr>
       </w:pPr>
-      <w:hyperlink w:anchor="_Toc154927886" w:history="1">
+      <w:hyperlink w:anchor="_Toc215141768" w:history="1">
         <w:r>
           <w:rPr>
             <w:rStyle w:val="Hyperlink"/>
             <w:noProof/>
           </w:rPr>
-          <w:t>Audience</w:t>
+          <w:t>Structure</w:t>
         </w:r>
         <w:r>
           <w:rPr>
@@ -1730,7 +1061,7 @@
             <w:noProof/>
             <w:webHidden/>
           </w:rPr>
-          <w:instrText xml:space="preserve"> PAGEREF _Toc154927886 \h </w:instrText>
+          <w:instrText xml:space="preserve"> PAGEREF _Toc215141768 \h </w:instrText>
         </w:r>
         <w:r>
           <w:rPr>
@@ -1750,7 +1081,7 @@
             <w:noProof/>
             <w:webHidden/>
           </w:rPr>
-          <w:t>5</w:t>
+          <w:t>4</w:t>
         </w:r>
         <w:r>
           <w:rPr>
@@ -1771,19 +1102,17 @@
           <w:rFonts w:asciiTheme="minorHAnsi" w:eastAsiaTheme="minorEastAsia" w:hAnsiTheme="minorHAnsi" w:cstheme="minorBidi"/>
           <w:noProof/>
           <w:kern w:val="2"/>
-          <w:sz w:val="22"/>
-          <w:szCs w:val="22"/>
-          <w:lang w:val="en-US"/>
+          <w:lang w:eastAsia="en-NZ"/>
           <w14:ligatures w14:val="standardContextual"/>
         </w:rPr>
       </w:pPr>
-      <w:hyperlink w:anchor="_Toc154927887" w:history="1">
+      <w:hyperlink w:anchor="_Toc215141769" w:history="1">
         <w:r>
           <w:rPr>
             <w:rStyle w:val="Hyperlink"/>
             <w:noProof/>
           </w:rPr>
-          <w:t>Structure</w:t>
+          <w:t>Diagrams</w:t>
         </w:r>
         <w:r>
           <w:rPr>
@@ -1804,7 +1133,7 @@
             <w:noProof/>
             <w:webHidden/>
           </w:rPr>
-          <w:instrText xml:space="preserve"> PAGEREF _Toc154927887 \h </w:instrText>
+          <w:instrText xml:space="preserve"> PAGEREF _Toc215141769 \h </w:instrText>
         </w:r>
         <w:r>
           <w:rPr>
@@ -1845,19 +1174,17 @@
           <w:rFonts w:asciiTheme="minorHAnsi" w:eastAsiaTheme="minorEastAsia" w:hAnsiTheme="minorHAnsi" w:cstheme="minorBidi"/>
           <w:noProof/>
           <w:kern w:val="2"/>
-          <w:sz w:val="22"/>
-          <w:szCs w:val="22"/>
-          <w:lang w:val="en-US"/>
+          <w:lang w:eastAsia="en-NZ"/>
           <w14:ligatures w14:val="standardContextual"/>
         </w:rPr>
       </w:pPr>
-      <w:hyperlink w:anchor="_Toc154927888" w:history="1">
+      <w:hyperlink w:anchor="_Toc215141770" w:history="1">
         <w:r>
           <w:rPr>
             <w:rStyle w:val="Hyperlink"/>
             <w:noProof/>
           </w:rPr>
-          <w:t>Diagrams</w:t>
+          <w:t>Terms</w:t>
         </w:r>
         <w:r>
           <w:rPr>
@@ -1878,7 +1205,7 @@
             <w:noProof/>
             <w:webHidden/>
           </w:rPr>
-          <w:instrText xml:space="preserve"> PAGEREF _Toc154927888 \h </w:instrText>
+          <w:instrText xml:space="preserve"> PAGEREF _Toc215141770 \h </w:instrText>
         </w:r>
         <w:r>
           <w:rPr>
@@ -1898,81 +1225,7 @@
             <w:noProof/>
             <w:webHidden/>
           </w:rPr>
-          <w:t>6</w:t>
-        </w:r>
-        <w:r>
-          <w:rPr>
-            <w:noProof/>
-            <w:webHidden/>
-          </w:rPr>
-          <w:fldChar w:fldCharType="end"/>
-        </w:r>
-      </w:hyperlink>
-    </w:p>
-    <w:p>
-      <w:pPr>
-        <w:pStyle w:val="TOC3"/>
-        <w:tabs>
-          <w:tab w:val="right" w:leader="dot" w:pos="9514"/>
-        </w:tabs>
-        <w:rPr>
-          <w:rFonts w:asciiTheme="minorHAnsi" w:eastAsiaTheme="minorEastAsia" w:hAnsiTheme="minorHAnsi" w:cstheme="minorBidi"/>
-          <w:noProof/>
-          <w:kern w:val="2"/>
-          <w:sz w:val="22"/>
-          <w:szCs w:val="22"/>
-          <w:lang w:val="en-US"/>
-          <w14:ligatures w14:val="standardContextual"/>
-        </w:rPr>
-      </w:pPr>
-      <w:hyperlink w:anchor="_Toc154927889" w:history="1">
-        <w:r>
-          <w:rPr>
-            <w:rStyle w:val="Hyperlink"/>
-            <w:noProof/>
-          </w:rPr>
-          <w:t>Terms</w:t>
-        </w:r>
-        <w:r>
-          <w:rPr>
-            <w:noProof/>
-            <w:webHidden/>
-          </w:rPr>
-          <w:tab/>
-        </w:r>
-        <w:r>
-          <w:rPr>
-            <w:noProof/>
-            <w:webHidden/>
-          </w:rPr>
-          <w:fldChar w:fldCharType="begin"/>
-        </w:r>
-        <w:r>
-          <w:rPr>
-            <w:noProof/>
-            <w:webHidden/>
-          </w:rPr>
-          <w:instrText xml:space="preserve"> PAGEREF _Toc154927889 \h </w:instrText>
-        </w:r>
-        <w:r>
-          <w:rPr>
-            <w:noProof/>
-            <w:webHidden/>
-          </w:rPr>
-        </w:r>
-        <w:r>
-          <w:rPr>
-            <w:noProof/>
-            <w:webHidden/>
-          </w:rPr>
-          <w:fldChar w:fldCharType="separate"/>
-        </w:r>
-        <w:r>
-          <w:rPr>
-            <w:noProof/>
-            <w:webHidden/>
-          </w:rPr>
-          <w:t>6</w:t>
+          <w:t>5</w:t>
         </w:r>
         <w:r>
           <w:rPr>
@@ -1998,12 +1251,12 @@
       <w:pPr>
         <w:pStyle w:val="Heading2"/>
       </w:pPr>
-      <w:bookmarkStart w:id="4" w:name="_Toc154927869"/>
+      <w:bookmarkStart w:id="5" w:name="_Toc215141759"/>
       <w:r>
         <w:lastRenderedPageBreak/>
         <w:t>Background</w:t>
       </w:r>
-      <w:bookmarkEnd w:id="4"/>
+      <w:bookmarkEnd w:id="5"/>
     </w:p>
     <w:p>
       <w:pPr>
@@ -2051,23 +1304,23 @@
       <w:pPr>
         <w:pStyle w:val="Appendices"/>
       </w:pPr>
-      <w:bookmarkStart w:id="5" w:name="Location_Appendices"/>
-      <w:bookmarkStart w:id="6" w:name="_Toc145049430"/>
-      <w:bookmarkStart w:id="7" w:name="_Toc154927879"/>
-      <w:bookmarkEnd w:id="5"/>
+      <w:bookmarkStart w:id="6" w:name="Location_Appendices"/>
+      <w:bookmarkStart w:id="7" w:name="_Toc145049430"/>
+      <w:bookmarkStart w:id="8" w:name="_Toc215141760"/>
+      <w:bookmarkEnd w:id="6"/>
       <w:r>
         <w:lastRenderedPageBreak/>
         <w:t>Appendices</w:t>
       </w:r>
-      <w:bookmarkEnd w:id="6"/>
       <w:bookmarkEnd w:id="7"/>
+      <w:bookmarkEnd w:id="8"/>
     </w:p>
     <w:p>
       <w:pPr>
         <w:pStyle w:val="Appendix"/>
       </w:pPr>
-      <w:bookmarkStart w:id="8" w:name="_Toc145049431"/>
-      <w:bookmarkStart w:id="9" w:name="_Toc154927880"/>
+      <w:bookmarkStart w:id="9" w:name="_Toc145049431"/>
+      <w:bookmarkStart w:id="10" w:name="_Toc215141761"/>
       <w:r>
         <w:t xml:space="preserve">Appendix A - </w:t>
       </w:r>
@@ -2077,18 +1330,18 @@
       <w:r>
         <w:t xml:space="preserve"> Information</w:t>
       </w:r>
-      <w:bookmarkEnd w:id="8"/>
       <w:bookmarkEnd w:id="9"/>
+      <w:bookmarkEnd w:id="10"/>
     </w:p>
     <w:p>
       <w:pPr>
         <w:pStyle w:val="Heading3"/>
       </w:pPr>
-      <w:bookmarkStart w:id="10" w:name="_Toc154927881"/>
+      <w:bookmarkStart w:id="11" w:name="_Toc215141762"/>
       <w:r>
         <w:t>Versions</w:t>
       </w:r>
-      <w:bookmarkEnd w:id="10"/>
+      <w:bookmarkEnd w:id="11"/>
     </w:p>
     <w:p>
       <w:pPr>
@@ -2111,11 +1364,11 @@
       <w:pPr>
         <w:pStyle w:val="Heading3"/>
       </w:pPr>
-      <w:bookmarkStart w:id="11" w:name="_Toc154927882"/>
+      <w:bookmarkStart w:id="12" w:name="_Toc215141763"/>
       <w:r>
         <w:t>Images</w:t>
       </w:r>
-      <w:bookmarkEnd w:id="11"/>
+      <w:bookmarkEnd w:id="12"/>
     </w:p>
     <w:p>
       <w:pPr>
@@ -2207,11 +1460,11 @@
       <w:pPr>
         <w:pStyle w:val="Heading3"/>
       </w:pPr>
-      <w:bookmarkStart w:id="12" w:name="_Toc154927883"/>
+      <w:bookmarkStart w:id="13" w:name="_Toc215141764"/>
       <w:r>
         <w:t>Tables</w:t>
       </w:r>
-      <w:bookmarkEnd w:id="12"/>
+      <w:bookmarkEnd w:id="13"/>
     </w:p>
     <w:p>
       <w:pPr>
@@ -2375,11 +1628,11 @@
       <w:pPr>
         <w:pStyle w:val="Heading3"/>
       </w:pPr>
-      <w:bookmarkStart w:id="13" w:name="_Toc154927884"/>
+      <w:bookmarkStart w:id="14" w:name="_Toc215141765"/>
       <w:r>
         <w:t>References</w:t>
       </w:r>
-      <w:bookmarkEnd w:id="13"/>
+      <w:bookmarkEnd w:id="14"/>
     </w:p>
     <w:p>
       <w:r>
@@ -2408,11 +1661,11 @@
       <w:pPr>
         <w:pStyle w:val="Heading3"/>
       </w:pPr>
-      <w:bookmarkStart w:id="14" w:name="_Toc154927885"/>
+      <w:bookmarkStart w:id="15" w:name="_Toc215141766"/>
       <w:r>
         <w:t>Review Distribution</w:t>
       </w:r>
-      <w:bookmarkEnd w:id="14"/>
+      <w:bookmarkEnd w:id="15"/>
     </w:p>
     <w:p>
       <w:pPr>
@@ -2450,7 +1703,7 @@
             <w:pPr>
               <w:pStyle w:val="BodyText"/>
             </w:pPr>
-            <w:bookmarkStart w:id="15" w:name="_Hlk145229633"/>
+            <w:bookmarkStart w:id="16" w:name="_Hlk145229633"/>
             <w:r>
               <w:t>Identity</w:t>
             </w:r>
@@ -2550,12 +1803,12 @@
       <w:pPr>
         <w:pStyle w:val="Heading3"/>
       </w:pPr>
-      <w:bookmarkStart w:id="16" w:name="_Toc154927886"/>
-      <w:bookmarkEnd w:id="15"/>
+      <w:bookmarkStart w:id="17" w:name="_Toc215141767"/>
+      <w:bookmarkEnd w:id="16"/>
       <w:r>
         <w:t>Audience</w:t>
       </w:r>
-      <w:bookmarkEnd w:id="16"/>
+      <w:bookmarkEnd w:id="17"/>
     </w:p>
     <w:p>
       <w:pPr>
@@ -2569,11 +1822,11 @@
       <w:pPr>
         <w:pStyle w:val="Heading3"/>
       </w:pPr>
-      <w:bookmarkStart w:id="17" w:name="_Toc154927887"/>
+      <w:bookmarkStart w:id="18" w:name="_Toc215141768"/>
       <w:r>
         <w:t>Structure</w:t>
       </w:r>
-      <w:bookmarkEnd w:id="17"/>
+      <w:bookmarkEnd w:id="18"/>
     </w:p>
     <w:p>
       <w:pPr>
@@ -2587,18 +1840,18 @@
       <w:pPr>
         <w:pStyle w:val="Heading3"/>
       </w:pPr>
-      <w:bookmarkStart w:id="18" w:name="_Toc154927888"/>
+      <w:bookmarkStart w:id="19" w:name="_Toc215141769"/>
       <w:r>
         <w:lastRenderedPageBreak/>
         <w:t>Diagrams</w:t>
       </w:r>
-      <w:bookmarkEnd w:id="18"/>
+      <w:bookmarkEnd w:id="19"/>
     </w:p>
     <w:p>
       <w:pPr>
         <w:pStyle w:val="BodyText"/>
       </w:pPr>
-      <w:bookmarkStart w:id="19" w:name="_Hlk145229490"/>
+      <w:bookmarkStart w:id="20" w:name="_Hlk145229490"/>
       <w:r>
         <w:t>Diagrams are developed for a wide audience. Unless specifically for a technical audience, where the use of industry standard diagram types (</w:t>
       </w:r>
@@ -2613,12 +1866,12 @@
       <w:pPr>
         <w:pStyle w:val="Heading3"/>
       </w:pPr>
-      <w:bookmarkStart w:id="20" w:name="_Toc154927889"/>
-      <w:bookmarkEnd w:id="19"/>
+      <w:bookmarkStart w:id="21" w:name="_Toc215141770"/>
+      <w:bookmarkEnd w:id="20"/>
       <w:r>
         <w:t>Terms</w:t>
       </w:r>
-      <w:bookmarkEnd w:id="20"/>
+      <w:bookmarkEnd w:id="21"/>
     </w:p>
     <w:p>
       <w:pPr>
@@ -2706,7 +1959,7 @@
 </file>
 
 <file path=word/endnotes.xml><?xml version="1.0" encoding="utf-8"?>
-<w:endnotes xmlns:wpc="http://schemas.microsoft.com/office/word/2010/wordprocessingCanvas" xmlns:cx="http://schemas.microsoft.com/office/drawing/2014/chartex" xmlns:cx1="http://schemas.microsoft.com/office/drawing/2015/9/8/chartex" xmlns:cx2="http://schemas.microsoft.com/office/drawing/2015/10/21/chartex" xmlns:cx3="http://schemas.microsoft.com/office/drawing/2016/5/9/chartex" xmlns:cx4="http://schemas.microsoft.com/office/drawing/2016/5/10/chartex" xmlns:cx5="http://schemas.microsoft.com/office/drawing/2016/5/11/chartex" xmlns:cx6="http://schemas.microsoft.com/office/drawing/2016/5/12/chartex" xmlns:cx7="http://schemas.microsoft.com/office/drawing/2016/5/13/chartex" xmlns:cx8="http://schemas.microsoft.com/office/drawing/2016/5/14/chartex" xmlns:mc="http://schemas.openxmlformats.org/markup-compatibility/2006" xmlns:aink="http://schemas.microsoft.com/office/drawing/2016/ink" xmlns:am3d="http://schemas.microsoft.com/office/drawing/2017/model3d" xmlns:o="urn:schemas-microsoft-com:office:office" xmlns:oel="http://schemas.microsoft.com/office/2019/extlst" xmlns:r="http://schemas.openxmlformats.org/officeDocument/2006/relationships" xmlns:m="http://schemas.openxmlformats.org/officeDocument/2006/math" xmlns:v="urn:schemas-microsoft-com:vml" xmlns:wp14="http://schemas.microsoft.com/office/word/2010/wordprocessingDrawing" xmlns:wp="http://schemas.openxmlformats.org/drawingml/2006/wordprocessingDrawing" xmlns:w10="urn:schemas-microsoft-com:office:word" xmlns:w="http://schemas.openxmlformats.org/wordprocessingml/2006/main" xmlns:w14="http://schemas.microsoft.com/office/word/2010/wordml" xmlns:w15="http://schemas.microsoft.com/office/word/2012/wordml" xmlns:w16cex="http://schemas.microsoft.com/office/word/2018/wordml/cex" xmlns:w16cid="http://schemas.microsoft.com/office/word/2016/wordml/cid" xmlns:w16="http://schemas.microsoft.com/office/word/2018/wordml" xmlns:w16sdtdh="http://schemas.microsoft.com/office/word/2020/wordml/sdtdatahash" xmlns:w16se="http://schemas.microsoft.com/office/word/2015/wordml/symex" xmlns:wpg="http://schemas.microsoft.com/office/word/2010/wordprocessingGroup" xmlns:wpi="http://schemas.microsoft.com/office/word/2010/wordprocessingInk" xmlns:wne="http://schemas.microsoft.com/office/word/2006/wordml" xmlns:wps="http://schemas.microsoft.com/office/word/2010/wordprocessingShape" mc:Ignorable="w14 w15 w16se w16cid w16 w16cex w16sdtdh wp14">
+<w:endnotes xmlns:wpc="http://schemas.microsoft.com/office/word/2010/wordprocessingCanvas" xmlns:cx="http://schemas.microsoft.com/office/drawing/2014/chartex" xmlns:cx1="http://schemas.microsoft.com/office/drawing/2015/9/8/chartex" xmlns:cx2="http://schemas.microsoft.com/office/drawing/2015/10/21/chartex" xmlns:cx3="http://schemas.microsoft.com/office/drawing/2016/5/9/chartex" xmlns:cx4="http://schemas.microsoft.com/office/drawing/2016/5/10/chartex" xmlns:cx5="http://schemas.microsoft.com/office/drawing/2016/5/11/chartex" xmlns:cx6="http://schemas.microsoft.com/office/drawing/2016/5/12/chartex" xmlns:cx7="http://schemas.microsoft.com/office/drawing/2016/5/13/chartex" xmlns:cx8="http://schemas.microsoft.com/office/drawing/2016/5/14/chartex" xmlns:mc="http://schemas.openxmlformats.org/markup-compatibility/2006" xmlns:aink="http://schemas.microsoft.com/office/drawing/2016/ink" xmlns:am3d="http://schemas.microsoft.com/office/drawing/2017/model3d" xmlns:o="urn:schemas-microsoft-com:office:office" xmlns:oel="http://schemas.microsoft.com/office/2019/extlst" xmlns:r="http://schemas.openxmlformats.org/officeDocument/2006/relationships" xmlns:m="http://schemas.openxmlformats.org/officeDocument/2006/math" xmlns:v="urn:schemas-microsoft-com:vml" xmlns:wp14="http://schemas.microsoft.com/office/word/2010/wordprocessingDrawing" xmlns:wp="http://schemas.openxmlformats.org/drawingml/2006/wordprocessingDrawing" xmlns:w10="urn:schemas-microsoft-com:office:word" xmlns:w="http://schemas.openxmlformats.org/wordprocessingml/2006/main" xmlns:w14="http://schemas.microsoft.com/office/word/2010/wordml" xmlns:w15="http://schemas.microsoft.com/office/word/2012/wordml" xmlns:w16cex="http://schemas.microsoft.com/office/word/2018/wordml/cex" xmlns:w16cid="http://schemas.microsoft.com/office/word/2016/wordml/cid" xmlns:w16="http://schemas.microsoft.com/office/word/2018/wordml" xmlns:w16du="http://schemas.microsoft.com/office/word/2023/wordml/word16du" xmlns:w16sdtdh="http://schemas.microsoft.com/office/word/2020/wordml/sdtdatahash" xmlns:w16sdtfl="http://schemas.microsoft.com/office/word/2024/wordml/sdtformatlock" xmlns:w16se="http://schemas.microsoft.com/office/word/2015/wordml/symex" xmlns:wpg="http://schemas.microsoft.com/office/word/2010/wordprocessingGroup" xmlns:wpi="http://schemas.microsoft.com/office/word/2010/wordprocessingInk" xmlns:wne="http://schemas.microsoft.com/office/word/2006/wordml" xmlns:wps="http://schemas.microsoft.com/office/word/2010/wordprocessingShape" mc:Ignorable="w14 w15 w16se w16cid w16 w16cex w16sdtdh w16sdtfl w16du wp14">
   <w:endnote w:type="separator" w:id="-1">
     <w:p>
       <w:pPr>
@@ -2741,7 +1994,7 @@
 </file>
 
 <file path=word/footer1.xml><?xml version="1.0" encoding="utf-8"?>
-<w:ftr xmlns:wpc="http://schemas.microsoft.com/office/word/2010/wordprocessingCanvas" xmlns:cx="http://schemas.microsoft.com/office/drawing/2014/chartex" xmlns:cx1="http://schemas.microsoft.com/office/drawing/2015/9/8/chartex" xmlns:cx2="http://schemas.microsoft.com/office/drawing/2015/10/21/chartex" xmlns:cx3="http://schemas.microsoft.com/office/drawing/2016/5/9/chartex" xmlns:cx4="http://schemas.microsoft.com/office/drawing/2016/5/10/chartex" xmlns:cx5="http://schemas.microsoft.com/office/drawing/2016/5/11/chartex" xmlns:cx6="http://schemas.microsoft.com/office/drawing/2016/5/12/chartex" xmlns:cx7="http://schemas.microsoft.com/office/drawing/2016/5/13/chartex" xmlns:cx8="http://schemas.microsoft.com/office/drawing/2016/5/14/chartex" xmlns:mc="http://schemas.openxmlformats.org/markup-compatibility/2006" xmlns:aink="http://schemas.microsoft.com/office/drawing/2016/ink" xmlns:am3d="http://schemas.microsoft.com/office/drawing/2017/model3d" xmlns:o="urn:schemas-microsoft-com:office:office" xmlns:oel="http://schemas.microsoft.com/office/2019/extlst" xmlns:r="http://schemas.openxmlformats.org/officeDocument/2006/relationships" xmlns:m="http://schemas.openxmlformats.org/officeDocument/2006/math" xmlns:v="urn:schemas-microsoft-com:vml" xmlns:wp14="http://schemas.microsoft.com/office/word/2010/wordprocessingDrawing" xmlns:wp="http://schemas.openxmlformats.org/drawingml/2006/wordprocessingDrawing" xmlns:w10="urn:schemas-microsoft-com:office:word" xmlns:w="http://schemas.openxmlformats.org/wordprocessingml/2006/main" xmlns:w14="http://schemas.microsoft.com/office/word/2010/wordml" xmlns:w15="http://schemas.microsoft.com/office/word/2012/wordml" xmlns:w16cex="http://schemas.microsoft.com/office/word/2018/wordml/cex" xmlns:w16cid="http://schemas.microsoft.com/office/word/2016/wordml/cid" xmlns:w16="http://schemas.microsoft.com/office/word/2018/wordml" xmlns:w16sdtdh="http://schemas.microsoft.com/office/word/2020/wordml/sdtdatahash" xmlns:w16se="http://schemas.microsoft.com/office/word/2015/wordml/symex" xmlns:wpg="http://schemas.microsoft.com/office/word/2010/wordprocessingGroup" xmlns:wpi="http://schemas.microsoft.com/office/word/2010/wordprocessingInk" xmlns:wne="http://schemas.microsoft.com/office/word/2006/wordml" xmlns:wps="http://schemas.microsoft.com/office/word/2010/wordprocessingShape" mc:Ignorable="w14 w15 w16se w16cid w16 w16cex w16sdtdh wp14">
+<w:ftr xmlns:wpc="http://schemas.microsoft.com/office/word/2010/wordprocessingCanvas" xmlns:cx="http://schemas.microsoft.com/office/drawing/2014/chartex" xmlns:cx1="http://schemas.microsoft.com/office/drawing/2015/9/8/chartex" xmlns:cx2="http://schemas.microsoft.com/office/drawing/2015/10/21/chartex" xmlns:cx3="http://schemas.microsoft.com/office/drawing/2016/5/9/chartex" xmlns:cx4="http://schemas.microsoft.com/office/drawing/2016/5/10/chartex" xmlns:cx5="http://schemas.microsoft.com/office/drawing/2016/5/11/chartex" xmlns:cx6="http://schemas.microsoft.com/office/drawing/2016/5/12/chartex" xmlns:cx7="http://schemas.microsoft.com/office/drawing/2016/5/13/chartex" xmlns:cx8="http://schemas.microsoft.com/office/drawing/2016/5/14/chartex" xmlns:mc="http://schemas.openxmlformats.org/markup-compatibility/2006" xmlns:aink="http://schemas.microsoft.com/office/drawing/2016/ink" xmlns:am3d="http://schemas.microsoft.com/office/drawing/2017/model3d" xmlns:o="urn:schemas-microsoft-com:office:office" xmlns:oel="http://schemas.microsoft.com/office/2019/extlst" xmlns:r="http://schemas.openxmlformats.org/officeDocument/2006/relationships" xmlns:m="http://schemas.openxmlformats.org/officeDocument/2006/math" xmlns:v="urn:schemas-microsoft-com:vml" xmlns:wp14="http://schemas.microsoft.com/office/word/2010/wordprocessingDrawing" xmlns:wp="http://schemas.openxmlformats.org/drawingml/2006/wordprocessingDrawing" xmlns:w10="urn:schemas-microsoft-com:office:word" xmlns:w="http://schemas.openxmlformats.org/wordprocessingml/2006/main" xmlns:w14="http://schemas.microsoft.com/office/word/2010/wordml" xmlns:w15="http://schemas.microsoft.com/office/word/2012/wordml" xmlns:w16cex="http://schemas.microsoft.com/office/word/2018/wordml/cex" xmlns:w16cid="http://schemas.microsoft.com/office/word/2016/wordml/cid" xmlns:w16="http://schemas.microsoft.com/office/word/2018/wordml" xmlns:w16du="http://schemas.microsoft.com/office/word/2023/wordml/word16du" xmlns:w16sdtdh="http://schemas.microsoft.com/office/word/2020/wordml/sdtdatahash" xmlns:w16sdtfl="http://schemas.microsoft.com/office/word/2024/wordml/sdtformatlock" xmlns:w16se="http://schemas.microsoft.com/office/word/2015/wordml/symex" xmlns:wpg="http://schemas.microsoft.com/office/word/2010/wordprocessingGroup" xmlns:wpi="http://schemas.microsoft.com/office/word/2010/wordprocessingInk" xmlns:wne="http://schemas.microsoft.com/office/word/2006/wordml" xmlns:wps="http://schemas.microsoft.com/office/word/2010/wordprocessingShape" mc:Ignorable="w14 w15 w16se w16cid w16 w16cex w16sdtdh w16sdtfl w16du wp14">
   <w:p>
     <w:pPr>
       <w:pStyle w:val="Footer"/>
@@ -2872,7 +2125,7 @@
 </file>
 
 <file path=word/footer2.xml><?xml version="1.0" encoding="utf-8"?>
-<w:ftr xmlns:wpc="http://schemas.microsoft.com/office/word/2010/wordprocessingCanvas" xmlns:cx="http://schemas.microsoft.com/office/drawing/2014/chartex" xmlns:cx1="http://schemas.microsoft.com/office/drawing/2015/9/8/chartex" xmlns:cx2="http://schemas.microsoft.com/office/drawing/2015/10/21/chartex" xmlns:cx3="http://schemas.microsoft.com/office/drawing/2016/5/9/chartex" xmlns:cx4="http://schemas.microsoft.com/office/drawing/2016/5/10/chartex" xmlns:cx5="http://schemas.microsoft.com/office/drawing/2016/5/11/chartex" xmlns:cx6="http://schemas.microsoft.com/office/drawing/2016/5/12/chartex" xmlns:cx7="http://schemas.microsoft.com/office/drawing/2016/5/13/chartex" xmlns:cx8="http://schemas.microsoft.com/office/drawing/2016/5/14/chartex" xmlns:mc="http://schemas.openxmlformats.org/markup-compatibility/2006" xmlns:aink="http://schemas.microsoft.com/office/drawing/2016/ink" xmlns:am3d="http://schemas.microsoft.com/office/drawing/2017/model3d" xmlns:o="urn:schemas-microsoft-com:office:office" xmlns:oel="http://schemas.microsoft.com/office/2019/extlst" xmlns:r="http://schemas.openxmlformats.org/officeDocument/2006/relationships" xmlns:m="http://schemas.openxmlformats.org/officeDocument/2006/math" xmlns:v="urn:schemas-microsoft-com:vml" xmlns:wp14="http://schemas.microsoft.com/office/word/2010/wordprocessingDrawing" xmlns:wp="http://schemas.openxmlformats.org/drawingml/2006/wordprocessingDrawing" xmlns:w10="urn:schemas-microsoft-com:office:word" xmlns:w="http://schemas.openxmlformats.org/wordprocessingml/2006/main" xmlns:w14="http://schemas.microsoft.com/office/word/2010/wordml" xmlns:w15="http://schemas.microsoft.com/office/word/2012/wordml" xmlns:w16cex="http://schemas.microsoft.com/office/word/2018/wordml/cex" xmlns:w16cid="http://schemas.microsoft.com/office/word/2016/wordml/cid" xmlns:w16="http://schemas.microsoft.com/office/word/2018/wordml" xmlns:w16sdtdh="http://schemas.microsoft.com/office/word/2020/wordml/sdtdatahash" xmlns:w16se="http://schemas.microsoft.com/office/word/2015/wordml/symex" xmlns:wpg="http://schemas.microsoft.com/office/word/2010/wordprocessingGroup" xmlns:wpi="http://schemas.microsoft.com/office/word/2010/wordprocessingInk" xmlns:wne="http://schemas.microsoft.com/office/word/2006/wordml" xmlns:wps="http://schemas.microsoft.com/office/word/2010/wordprocessingShape" mc:Ignorable="w14 w15 w16se w16cid w16 w16cex w16sdtdh wp14">
+<w:ftr xmlns:wpc="http://schemas.microsoft.com/office/word/2010/wordprocessingCanvas" xmlns:cx="http://schemas.microsoft.com/office/drawing/2014/chartex" xmlns:cx1="http://schemas.microsoft.com/office/drawing/2015/9/8/chartex" xmlns:cx2="http://schemas.microsoft.com/office/drawing/2015/10/21/chartex" xmlns:cx3="http://schemas.microsoft.com/office/drawing/2016/5/9/chartex" xmlns:cx4="http://schemas.microsoft.com/office/drawing/2016/5/10/chartex" xmlns:cx5="http://schemas.microsoft.com/office/drawing/2016/5/11/chartex" xmlns:cx6="http://schemas.microsoft.com/office/drawing/2016/5/12/chartex" xmlns:cx7="http://schemas.microsoft.com/office/drawing/2016/5/13/chartex" xmlns:cx8="http://schemas.microsoft.com/office/drawing/2016/5/14/chartex" xmlns:mc="http://schemas.openxmlformats.org/markup-compatibility/2006" xmlns:aink="http://schemas.microsoft.com/office/drawing/2016/ink" xmlns:am3d="http://schemas.microsoft.com/office/drawing/2017/model3d" xmlns:o="urn:schemas-microsoft-com:office:office" xmlns:oel="http://schemas.microsoft.com/office/2019/extlst" xmlns:r="http://schemas.openxmlformats.org/officeDocument/2006/relationships" xmlns:m="http://schemas.openxmlformats.org/officeDocument/2006/math" xmlns:v="urn:schemas-microsoft-com:vml" xmlns:wp14="http://schemas.microsoft.com/office/word/2010/wordprocessingDrawing" xmlns:wp="http://schemas.openxmlformats.org/drawingml/2006/wordprocessingDrawing" xmlns:w10="urn:schemas-microsoft-com:office:word" xmlns:w="http://schemas.openxmlformats.org/wordprocessingml/2006/main" xmlns:w14="http://schemas.microsoft.com/office/word/2010/wordml" xmlns:w15="http://schemas.microsoft.com/office/word/2012/wordml" xmlns:w16cex="http://schemas.microsoft.com/office/word/2018/wordml/cex" xmlns:w16cid="http://schemas.microsoft.com/office/word/2016/wordml/cid" xmlns:w16="http://schemas.microsoft.com/office/word/2018/wordml" xmlns:w16du="http://schemas.microsoft.com/office/word/2023/wordml/word16du" xmlns:w16sdtdh="http://schemas.microsoft.com/office/word/2020/wordml/sdtdatahash" xmlns:w16sdtfl="http://schemas.microsoft.com/office/word/2024/wordml/sdtformatlock" xmlns:w16se="http://schemas.microsoft.com/office/word/2015/wordml/symex" xmlns:wpg="http://schemas.microsoft.com/office/word/2010/wordprocessingGroup" xmlns:wpi="http://schemas.microsoft.com/office/word/2010/wordprocessingInk" xmlns:wne="http://schemas.microsoft.com/office/word/2006/wordml" xmlns:wps="http://schemas.microsoft.com/office/word/2010/wordprocessingShape" mc:Ignorable="w14 w15 w16se w16cid w16 w16cex w16sdtdh w16sdtfl w16du wp14">
   <w:p>
     <w:pPr>
       <w:pStyle w:val="Footer"/>
@@ -3045,7 +2298,7 @@
 </file>
 
 <file path=word/footer3.xml><?xml version="1.0" encoding="utf-8"?>
-<w:ftr xmlns:wpc="http://schemas.microsoft.com/office/word/2010/wordprocessingCanvas" xmlns:cx="http://schemas.microsoft.com/office/drawing/2014/chartex" xmlns:cx1="http://schemas.microsoft.com/office/drawing/2015/9/8/chartex" xmlns:cx2="http://schemas.microsoft.com/office/drawing/2015/10/21/chartex" xmlns:cx3="http://schemas.microsoft.com/office/drawing/2016/5/9/chartex" xmlns:cx4="http://schemas.microsoft.com/office/drawing/2016/5/10/chartex" xmlns:cx5="http://schemas.microsoft.com/office/drawing/2016/5/11/chartex" xmlns:cx6="http://schemas.microsoft.com/office/drawing/2016/5/12/chartex" xmlns:cx7="http://schemas.microsoft.com/office/drawing/2016/5/13/chartex" xmlns:cx8="http://schemas.microsoft.com/office/drawing/2016/5/14/chartex" xmlns:mc="http://schemas.openxmlformats.org/markup-compatibility/2006" xmlns:aink="http://schemas.microsoft.com/office/drawing/2016/ink" xmlns:am3d="http://schemas.microsoft.com/office/drawing/2017/model3d" xmlns:o="urn:schemas-microsoft-com:office:office" xmlns:oel="http://schemas.microsoft.com/office/2019/extlst" xmlns:r="http://schemas.openxmlformats.org/officeDocument/2006/relationships" xmlns:m="http://schemas.openxmlformats.org/officeDocument/2006/math" xmlns:v="urn:schemas-microsoft-com:vml" xmlns:wp14="http://schemas.microsoft.com/office/word/2010/wordprocessingDrawing" xmlns:wp="http://schemas.openxmlformats.org/drawingml/2006/wordprocessingDrawing" xmlns:w10="urn:schemas-microsoft-com:office:word" xmlns:w="http://schemas.openxmlformats.org/wordprocessingml/2006/main" xmlns:w14="http://schemas.microsoft.com/office/word/2010/wordml" xmlns:w15="http://schemas.microsoft.com/office/word/2012/wordml" xmlns:w16cex="http://schemas.microsoft.com/office/word/2018/wordml/cex" xmlns:w16cid="http://schemas.microsoft.com/office/word/2016/wordml/cid" xmlns:w16="http://schemas.microsoft.com/office/word/2018/wordml" xmlns:w16sdtdh="http://schemas.microsoft.com/office/word/2020/wordml/sdtdatahash" xmlns:w16se="http://schemas.microsoft.com/office/word/2015/wordml/symex" xmlns:wpg="http://schemas.microsoft.com/office/word/2010/wordprocessingGroup" xmlns:wpi="http://schemas.microsoft.com/office/word/2010/wordprocessingInk" xmlns:wne="http://schemas.microsoft.com/office/word/2006/wordml" xmlns:wps="http://schemas.microsoft.com/office/word/2010/wordprocessingShape" mc:Ignorable="w14 w15 w16se w16cid w16 w16cex w16sdtdh wp14">
+<w:ftr xmlns:wpc="http://schemas.microsoft.com/office/word/2010/wordprocessingCanvas" xmlns:cx="http://schemas.microsoft.com/office/drawing/2014/chartex" xmlns:cx1="http://schemas.microsoft.com/office/drawing/2015/9/8/chartex" xmlns:cx2="http://schemas.microsoft.com/office/drawing/2015/10/21/chartex" xmlns:cx3="http://schemas.microsoft.com/office/drawing/2016/5/9/chartex" xmlns:cx4="http://schemas.microsoft.com/office/drawing/2016/5/10/chartex" xmlns:cx5="http://schemas.microsoft.com/office/drawing/2016/5/11/chartex" xmlns:cx6="http://schemas.microsoft.com/office/drawing/2016/5/12/chartex" xmlns:cx7="http://schemas.microsoft.com/office/drawing/2016/5/13/chartex" xmlns:cx8="http://schemas.microsoft.com/office/drawing/2016/5/14/chartex" xmlns:mc="http://schemas.openxmlformats.org/markup-compatibility/2006" xmlns:aink="http://schemas.microsoft.com/office/drawing/2016/ink" xmlns:am3d="http://schemas.microsoft.com/office/drawing/2017/model3d" xmlns:o="urn:schemas-microsoft-com:office:office" xmlns:oel="http://schemas.microsoft.com/office/2019/extlst" xmlns:r="http://schemas.openxmlformats.org/officeDocument/2006/relationships" xmlns:m="http://schemas.openxmlformats.org/officeDocument/2006/math" xmlns:v="urn:schemas-microsoft-com:vml" xmlns:wp14="http://schemas.microsoft.com/office/word/2010/wordprocessingDrawing" xmlns:wp="http://schemas.openxmlformats.org/drawingml/2006/wordprocessingDrawing" xmlns:w10="urn:schemas-microsoft-com:office:word" xmlns:w="http://schemas.openxmlformats.org/wordprocessingml/2006/main" xmlns:w14="http://schemas.microsoft.com/office/word/2010/wordml" xmlns:w15="http://schemas.microsoft.com/office/word/2012/wordml" xmlns:w16cex="http://schemas.microsoft.com/office/word/2018/wordml/cex" xmlns:w16cid="http://schemas.microsoft.com/office/word/2016/wordml/cid" xmlns:w16="http://schemas.microsoft.com/office/word/2018/wordml" xmlns:w16du="http://schemas.microsoft.com/office/word/2023/wordml/word16du" xmlns:w16sdtdh="http://schemas.microsoft.com/office/word/2020/wordml/sdtdatahash" xmlns:w16sdtfl="http://schemas.microsoft.com/office/word/2024/wordml/sdtformatlock" xmlns:w16se="http://schemas.microsoft.com/office/word/2015/wordml/symex" xmlns:wpg="http://schemas.microsoft.com/office/word/2010/wordprocessingGroup" xmlns:wpi="http://schemas.microsoft.com/office/word/2010/wordprocessingInk" xmlns:wne="http://schemas.microsoft.com/office/word/2006/wordml" xmlns:wps="http://schemas.microsoft.com/office/word/2010/wordprocessingShape" mc:Ignorable="w14 w15 w16se w16cid w16 w16cex w16sdtdh w16sdtfl w16du wp14">
   <w:p>
     <w:pPr>
       <w:pStyle w:val="Footer"/>
@@ -3212,7 +2465,7 @@
 </file>
 
 <file path=word/footnotes.xml><?xml version="1.0" encoding="utf-8"?>
-<w:footnotes xmlns:wpc="http://schemas.microsoft.com/office/word/2010/wordprocessingCanvas" xmlns:cx="http://schemas.microsoft.com/office/drawing/2014/chartex" xmlns:cx1="http://schemas.microsoft.com/office/drawing/2015/9/8/chartex" xmlns:cx2="http://schemas.microsoft.com/office/drawing/2015/10/21/chartex" xmlns:cx3="http://schemas.microsoft.com/office/drawing/2016/5/9/chartex" xmlns:cx4="http://schemas.microsoft.com/office/drawing/2016/5/10/chartex" xmlns:cx5="http://schemas.microsoft.com/office/drawing/2016/5/11/chartex" xmlns:cx6="http://schemas.microsoft.com/office/drawing/2016/5/12/chartex" xmlns:cx7="http://schemas.microsoft.com/office/drawing/2016/5/13/chartex" xmlns:cx8="http://schemas.microsoft.com/office/drawing/2016/5/14/chartex" xmlns:mc="http://schemas.openxmlformats.org/markup-compatibility/2006" xmlns:aink="http://schemas.microsoft.com/office/drawing/2016/ink" xmlns:am3d="http://schemas.microsoft.com/office/drawing/2017/model3d" xmlns:o="urn:schemas-microsoft-com:office:office" xmlns:oel="http://schemas.microsoft.com/office/2019/extlst" xmlns:r="http://schemas.openxmlformats.org/officeDocument/2006/relationships" xmlns:m="http://schemas.openxmlformats.org/officeDocument/2006/math" xmlns:v="urn:schemas-microsoft-com:vml" xmlns:wp14="http://schemas.microsoft.com/office/word/2010/wordprocessingDrawing" xmlns:wp="http://schemas.openxmlformats.org/drawingml/2006/wordprocessingDrawing" xmlns:w10="urn:schemas-microsoft-com:office:word" xmlns:w="http://schemas.openxmlformats.org/wordprocessingml/2006/main" xmlns:w14="http://schemas.microsoft.com/office/word/2010/wordml" xmlns:w15="http://schemas.microsoft.com/office/word/2012/wordml" xmlns:w16cex="http://schemas.microsoft.com/office/word/2018/wordml/cex" xmlns:w16cid="http://schemas.microsoft.com/office/word/2016/wordml/cid" xmlns:w16="http://schemas.microsoft.com/office/word/2018/wordml" xmlns:w16sdtdh="http://schemas.microsoft.com/office/word/2020/wordml/sdtdatahash" xmlns:w16se="http://schemas.microsoft.com/office/word/2015/wordml/symex" xmlns:wpg="http://schemas.microsoft.com/office/word/2010/wordprocessingGroup" xmlns:wpi="http://schemas.microsoft.com/office/word/2010/wordprocessingInk" xmlns:wne="http://schemas.microsoft.com/office/word/2006/wordml" xmlns:wps="http://schemas.microsoft.com/office/word/2010/wordprocessingShape" mc:Ignorable="w14 w15 w16se w16cid w16 w16cex w16sdtdh wp14">
+<w:footnotes xmlns:wpc="http://schemas.microsoft.com/office/word/2010/wordprocessingCanvas" xmlns:cx="http://schemas.microsoft.com/office/drawing/2014/chartex" xmlns:cx1="http://schemas.microsoft.com/office/drawing/2015/9/8/chartex" xmlns:cx2="http://schemas.microsoft.com/office/drawing/2015/10/21/chartex" xmlns:cx3="http://schemas.microsoft.com/office/drawing/2016/5/9/chartex" xmlns:cx4="http://schemas.microsoft.com/office/drawing/2016/5/10/chartex" xmlns:cx5="http://schemas.microsoft.com/office/drawing/2016/5/11/chartex" xmlns:cx6="http://schemas.microsoft.com/office/drawing/2016/5/12/chartex" xmlns:cx7="http://schemas.microsoft.com/office/drawing/2016/5/13/chartex" xmlns:cx8="http://schemas.microsoft.com/office/drawing/2016/5/14/chartex" xmlns:mc="http://schemas.openxmlformats.org/markup-compatibility/2006" xmlns:aink="http://schemas.microsoft.com/office/drawing/2016/ink" xmlns:am3d="http://schemas.microsoft.com/office/drawing/2017/model3d" xmlns:o="urn:schemas-microsoft-com:office:office" xmlns:oel="http://schemas.microsoft.com/office/2019/extlst" xmlns:r="http://schemas.openxmlformats.org/officeDocument/2006/relationships" xmlns:m="http://schemas.openxmlformats.org/officeDocument/2006/math" xmlns:v="urn:schemas-microsoft-com:vml" xmlns:wp14="http://schemas.microsoft.com/office/word/2010/wordprocessingDrawing" xmlns:wp="http://schemas.openxmlformats.org/drawingml/2006/wordprocessingDrawing" xmlns:w10="urn:schemas-microsoft-com:office:word" xmlns:w="http://schemas.openxmlformats.org/wordprocessingml/2006/main" xmlns:w14="http://schemas.microsoft.com/office/word/2010/wordml" xmlns:w15="http://schemas.microsoft.com/office/word/2012/wordml" xmlns:w16cex="http://schemas.microsoft.com/office/word/2018/wordml/cex" xmlns:w16cid="http://schemas.microsoft.com/office/word/2016/wordml/cid" xmlns:w16="http://schemas.microsoft.com/office/word/2018/wordml" xmlns:w16du="http://schemas.microsoft.com/office/word/2023/wordml/word16du" xmlns:w16sdtdh="http://schemas.microsoft.com/office/word/2020/wordml/sdtdatahash" xmlns:w16sdtfl="http://schemas.microsoft.com/office/word/2024/wordml/sdtformatlock" xmlns:w16se="http://schemas.microsoft.com/office/word/2015/wordml/symex" xmlns:wpg="http://schemas.microsoft.com/office/word/2010/wordprocessingGroup" xmlns:wpi="http://schemas.microsoft.com/office/word/2010/wordprocessingInk" xmlns:wne="http://schemas.microsoft.com/office/word/2006/wordml" xmlns:wps="http://schemas.microsoft.com/office/word/2010/wordprocessingShape" mc:Ignorable="w14 w15 w16se w16cid w16 w16cex w16sdtdh w16sdtfl w16du wp14">
   <w:footnote w:type="separator" w:id="-1">
     <w:p>
       <w:pPr>
@@ -3247,7 +2500,7 @@
 </file>
 
 <file path=word/header1.xml><?xml version="1.0" encoding="utf-8"?>
-<w:hdr xmlns:wpc="http://schemas.microsoft.com/office/word/2010/wordprocessingCanvas" xmlns:cx="http://schemas.microsoft.com/office/drawing/2014/chartex" xmlns:cx1="http://schemas.microsoft.com/office/drawing/2015/9/8/chartex" xmlns:cx2="http://schemas.microsoft.com/office/drawing/2015/10/21/chartex" xmlns:cx3="http://schemas.microsoft.com/office/drawing/2016/5/9/chartex" xmlns:cx4="http://schemas.microsoft.com/office/drawing/2016/5/10/chartex" xmlns:cx5="http://schemas.microsoft.com/office/drawing/2016/5/11/chartex" xmlns:cx6="http://schemas.microsoft.com/office/drawing/2016/5/12/chartex" xmlns:cx7="http://schemas.microsoft.com/office/drawing/2016/5/13/chartex" xmlns:cx8="http://schemas.microsoft.com/office/drawing/2016/5/14/chartex" xmlns:mc="http://schemas.openxmlformats.org/markup-compatibility/2006" xmlns:aink="http://schemas.microsoft.com/office/drawing/2016/ink" xmlns:am3d="http://schemas.microsoft.com/office/drawing/2017/model3d" xmlns:o="urn:schemas-microsoft-com:office:office" xmlns:oel="http://schemas.microsoft.com/office/2019/extlst" xmlns:r="http://schemas.openxmlformats.org/officeDocument/2006/relationships" xmlns:m="http://schemas.openxmlformats.org/officeDocument/2006/math" xmlns:v="urn:schemas-microsoft-com:vml" xmlns:wp14="http://schemas.microsoft.com/office/word/2010/wordprocessingDrawing" xmlns:wp="http://schemas.openxmlformats.org/drawingml/2006/wordprocessingDrawing" xmlns:w10="urn:schemas-microsoft-com:office:word" xmlns:w="http://schemas.openxmlformats.org/wordprocessingml/2006/main" xmlns:w14="http://schemas.microsoft.com/office/word/2010/wordml" xmlns:w15="http://schemas.microsoft.com/office/word/2012/wordml" xmlns:w16cex="http://schemas.microsoft.com/office/word/2018/wordml/cex" xmlns:w16cid="http://schemas.microsoft.com/office/word/2016/wordml/cid" xmlns:w16="http://schemas.microsoft.com/office/word/2018/wordml" xmlns:w16sdtdh="http://schemas.microsoft.com/office/word/2020/wordml/sdtdatahash" xmlns:w16se="http://schemas.microsoft.com/office/word/2015/wordml/symex" xmlns:wpg="http://schemas.microsoft.com/office/word/2010/wordprocessingGroup" xmlns:wpi="http://schemas.microsoft.com/office/word/2010/wordprocessingInk" xmlns:wne="http://schemas.microsoft.com/office/word/2006/wordml" xmlns:wps="http://schemas.microsoft.com/office/word/2010/wordprocessingShape" mc:Ignorable="w14 w15 w16se w16cid w16 w16cex w16sdtdh wp14">
+<w:hdr xmlns:wpc="http://schemas.microsoft.com/office/word/2010/wordprocessingCanvas" xmlns:cx="http://schemas.microsoft.com/office/drawing/2014/chartex" xmlns:cx1="http://schemas.microsoft.com/office/drawing/2015/9/8/chartex" xmlns:cx2="http://schemas.microsoft.com/office/drawing/2015/10/21/chartex" xmlns:cx3="http://schemas.microsoft.com/office/drawing/2016/5/9/chartex" xmlns:cx4="http://schemas.microsoft.com/office/drawing/2016/5/10/chartex" xmlns:cx5="http://schemas.microsoft.com/office/drawing/2016/5/11/chartex" xmlns:cx6="http://schemas.microsoft.com/office/drawing/2016/5/12/chartex" xmlns:cx7="http://schemas.microsoft.com/office/drawing/2016/5/13/chartex" xmlns:cx8="http://schemas.microsoft.com/office/drawing/2016/5/14/chartex" xmlns:mc="http://schemas.openxmlformats.org/markup-compatibility/2006" xmlns:aink="http://schemas.microsoft.com/office/drawing/2016/ink" xmlns:am3d="http://schemas.microsoft.com/office/drawing/2017/model3d" xmlns:o="urn:schemas-microsoft-com:office:office" xmlns:oel="http://schemas.microsoft.com/office/2019/extlst" xmlns:r="http://schemas.openxmlformats.org/officeDocument/2006/relationships" xmlns:m="http://schemas.openxmlformats.org/officeDocument/2006/math" xmlns:v="urn:schemas-microsoft-com:vml" xmlns:wp14="http://schemas.microsoft.com/office/word/2010/wordprocessingDrawing" xmlns:wp="http://schemas.openxmlformats.org/drawingml/2006/wordprocessingDrawing" xmlns:w10="urn:schemas-microsoft-com:office:word" xmlns:w="http://schemas.openxmlformats.org/wordprocessingml/2006/main" xmlns:w14="http://schemas.microsoft.com/office/word/2010/wordml" xmlns:w15="http://schemas.microsoft.com/office/word/2012/wordml" xmlns:w16cex="http://schemas.microsoft.com/office/word/2018/wordml/cex" xmlns:w16cid="http://schemas.microsoft.com/office/word/2016/wordml/cid" xmlns:w16="http://schemas.microsoft.com/office/word/2018/wordml" xmlns:w16du="http://schemas.microsoft.com/office/word/2023/wordml/word16du" xmlns:w16sdtdh="http://schemas.microsoft.com/office/word/2020/wordml/sdtdatahash" xmlns:w16sdtfl="http://schemas.microsoft.com/office/word/2024/wordml/sdtformatlock" xmlns:w16se="http://schemas.microsoft.com/office/word/2015/wordml/symex" xmlns:wpg="http://schemas.microsoft.com/office/word/2010/wordprocessingGroup" xmlns:wpi="http://schemas.microsoft.com/office/word/2010/wordprocessingInk" xmlns:wne="http://schemas.microsoft.com/office/word/2006/wordml" xmlns:wps="http://schemas.microsoft.com/office/word/2010/wordprocessingShape" mc:Ignorable="w14 w15 w16se w16cid w16 w16cex w16sdtdh w16sdtfl w16du wp14">
   <w:p>
     <w:pPr>
       <w:pStyle w:val="Header"/>
@@ -3378,7 +2631,7 @@
 </file>
 
 <file path=word/header2.xml><?xml version="1.0" encoding="utf-8"?>
-<w:hdr xmlns:wpc="http://schemas.microsoft.com/office/word/2010/wordprocessingCanvas" xmlns:cx="http://schemas.microsoft.com/office/drawing/2014/chartex" xmlns:cx1="http://schemas.microsoft.com/office/drawing/2015/9/8/chartex" xmlns:cx2="http://schemas.microsoft.com/office/drawing/2015/10/21/chartex" xmlns:cx3="http://schemas.microsoft.com/office/drawing/2016/5/9/chartex" xmlns:cx4="http://schemas.microsoft.com/office/drawing/2016/5/10/chartex" xmlns:cx5="http://schemas.microsoft.com/office/drawing/2016/5/11/chartex" xmlns:cx6="http://schemas.microsoft.com/office/drawing/2016/5/12/chartex" xmlns:cx7="http://schemas.microsoft.com/office/drawing/2016/5/13/chartex" xmlns:cx8="http://schemas.microsoft.com/office/drawing/2016/5/14/chartex" xmlns:mc="http://schemas.openxmlformats.org/markup-compatibility/2006" xmlns:aink="http://schemas.microsoft.com/office/drawing/2016/ink" xmlns:am3d="http://schemas.microsoft.com/office/drawing/2017/model3d" xmlns:o="urn:schemas-microsoft-com:office:office" xmlns:oel="http://schemas.microsoft.com/office/2019/extlst" xmlns:r="http://schemas.openxmlformats.org/officeDocument/2006/relationships" xmlns:m="http://schemas.openxmlformats.org/officeDocument/2006/math" xmlns:v="urn:schemas-microsoft-com:vml" xmlns:wp14="http://schemas.microsoft.com/office/word/2010/wordprocessingDrawing" xmlns:wp="http://schemas.openxmlformats.org/drawingml/2006/wordprocessingDrawing" xmlns:w10="urn:schemas-microsoft-com:office:word" xmlns:w="http://schemas.openxmlformats.org/wordprocessingml/2006/main" xmlns:w14="http://schemas.microsoft.com/office/word/2010/wordml" xmlns:w15="http://schemas.microsoft.com/office/word/2012/wordml" xmlns:w16cex="http://schemas.microsoft.com/office/word/2018/wordml/cex" xmlns:w16cid="http://schemas.microsoft.com/office/word/2016/wordml/cid" xmlns:w16="http://schemas.microsoft.com/office/word/2018/wordml" xmlns:w16sdtdh="http://schemas.microsoft.com/office/word/2020/wordml/sdtdatahash" xmlns:w16se="http://schemas.microsoft.com/office/word/2015/wordml/symex" xmlns:wpg="http://schemas.microsoft.com/office/word/2010/wordprocessingGroup" xmlns:wpi="http://schemas.microsoft.com/office/word/2010/wordprocessingInk" xmlns:wne="http://schemas.microsoft.com/office/word/2006/wordml" xmlns:wps="http://schemas.microsoft.com/office/word/2010/wordprocessingShape" mc:Ignorable="w14 w15 w16se w16cid w16 w16cex w16sdtdh wp14">
+<w:hdr xmlns:wpc="http://schemas.microsoft.com/office/word/2010/wordprocessingCanvas" xmlns:cx="http://schemas.microsoft.com/office/drawing/2014/chartex" xmlns:cx1="http://schemas.microsoft.com/office/drawing/2015/9/8/chartex" xmlns:cx2="http://schemas.microsoft.com/office/drawing/2015/10/21/chartex" xmlns:cx3="http://schemas.microsoft.com/office/drawing/2016/5/9/chartex" xmlns:cx4="http://schemas.microsoft.com/office/drawing/2016/5/10/chartex" xmlns:cx5="http://schemas.microsoft.com/office/drawing/2016/5/11/chartex" xmlns:cx6="http://schemas.microsoft.com/office/drawing/2016/5/12/chartex" xmlns:cx7="http://schemas.microsoft.com/office/drawing/2016/5/13/chartex" xmlns:cx8="http://schemas.microsoft.com/office/drawing/2016/5/14/chartex" xmlns:mc="http://schemas.openxmlformats.org/markup-compatibility/2006" xmlns:aink="http://schemas.microsoft.com/office/drawing/2016/ink" xmlns:am3d="http://schemas.microsoft.com/office/drawing/2017/model3d" xmlns:o="urn:schemas-microsoft-com:office:office" xmlns:oel="http://schemas.microsoft.com/office/2019/extlst" xmlns:r="http://schemas.openxmlformats.org/officeDocument/2006/relationships" xmlns:m="http://schemas.openxmlformats.org/officeDocument/2006/math" xmlns:v="urn:schemas-microsoft-com:vml" xmlns:wp14="http://schemas.microsoft.com/office/word/2010/wordprocessingDrawing" xmlns:wp="http://schemas.openxmlformats.org/drawingml/2006/wordprocessingDrawing" xmlns:w10="urn:schemas-microsoft-com:office:word" xmlns:w="http://schemas.openxmlformats.org/wordprocessingml/2006/main" xmlns:w14="http://schemas.microsoft.com/office/word/2010/wordml" xmlns:w15="http://schemas.microsoft.com/office/word/2012/wordml" xmlns:w16cex="http://schemas.microsoft.com/office/word/2018/wordml/cex" xmlns:w16cid="http://schemas.microsoft.com/office/word/2016/wordml/cid" xmlns:w16="http://schemas.microsoft.com/office/word/2018/wordml" xmlns:w16du="http://schemas.microsoft.com/office/word/2023/wordml/word16du" xmlns:w16sdtdh="http://schemas.microsoft.com/office/word/2020/wordml/sdtdatahash" xmlns:w16sdtfl="http://schemas.microsoft.com/office/word/2024/wordml/sdtformatlock" xmlns:w16se="http://schemas.microsoft.com/office/word/2015/wordml/symex" xmlns:wpg="http://schemas.microsoft.com/office/word/2010/wordprocessingGroup" xmlns:wpi="http://schemas.microsoft.com/office/word/2010/wordprocessingInk" xmlns:wne="http://schemas.microsoft.com/office/word/2006/wordml" xmlns:wps="http://schemas.microsoft.com/office/word/2010/wordprocessingShape" mc:Ignorable="w14 w15 w16se w16cid w16 w16cex w16sdtdh w16sdtfl w16du wp14">
   <w:p>
     <w:pPr>
       <w:pStyle w:val="Header"/>
@@ -3509,7 +2762,7 @@
 </file>
 
 <file path=word/header3.xml><?xml version="1.0" encoding="utf-8"?>
-<w:hdr xmlns:wpc="http://schemas.microsoft.com/office/word/2010/wordprocessingCanvas" xmlns:cx="http://schemas.microsoft.com/office/drawing/2014/chartex" xmlns:cx1="http://schemas.microsoft.com/office/drawing/2015/9/8/chartex" xmlns:cx2="http://schemas.microsoft.com/office/drawing/2015/10/21/chartex" xmlns:cx3="http://schemas.microsoft.com/office/drawing/2016/5/9/chartex" xmlns:cx4="http://schemas.microsoft.com/office/drawing/2016/5/10/chartex" xmlns:cx5="http://schemas.microsoft.com/office/drawing/2016/5/11/chartex" xmlns:cx6="http://schemas.microsoft.com/office/drawing/2016/5/12/chartex" xmlns:cx7="http://schemas.microsoft.com/office/drawing/2016/5/13/chartex" xmlns:cx8="http://schemas.microsoft.com/office/drawing/2016/5/14/chartex" xmlns:mc="http://schemas.openxmlformats.org/markup-compatibility/2006" xmlns:aink="http://schemas.microsoft.com/office/drawing/2016/ink" xmlns:am3d="http://schemas.microsoft.com/office/drawing/2017/model3d" xmlns:o="urn:schemas-microsoft-com:office:office" xmlns:oel="http://schemas.microsoft.com/office/2019/extlst" xmlns:r="http://schemas.openxmlformats.org/officeDocument/2006/relationships" xmlns:m="http://schemas.openxmlformats.org/officeDocument/2006/math" xmlns:v="urn:schemas-microsoft-com:vml" xmlns:wp14="http://schemas.microsoft.com/office/word/2010/wordprocessingDrawing" xmlns:wp="http://schemas.openxmlformats.org/drawingml/2006/wordprocessingDrawing" xmlns:w10="urn:schemas-microsoft-com:office:word" xmlns:w="http://schemas.openxmlformats.org/wordprocessingml/2006/main" xmlns:w14="http://schemas.microsoft.com/office/word/2010/wordml" xmlns:w15="http://schemas.microsoft.com/office/word/2012/wordml" xmlns:w16cex="http://schemas.microsoft.com/office/word/2018/wordml/cex" xmlns:w16cid="http://schemas.microsoft.com/office/word/2016/wordml/cid" xmlns:w16="http://schemas.microsoft.com/office/word/2018/wordml" xmlns:w16sdtdh="http://schemas.microsoft.com/office/word/2020/wordml/sdtdatahash" xmlns:w16se="http://schemas.microsoft.com/office/word/2015/wordml/symex" xmlns:wpg="http://schemas.microsoft.com/office/word/2010/wordprocessingGroup" xmlns:wpi="http://schemas.microsoft.com/office/word/2010/wordprocessingInk" xmlns:wne="http://schemas.microsoft.com/office/word/2006/wordml" xmlns:wps="http://schemas.microsoft.com/office/word/2010/wordprocessingShape" mc:Ignorable="w14 w15 w16se w16cid w16 w16cex w16sdtdh wp14">
+<w:hdr xmlns:wpc="http://schemas.microsoft.com/office/word/2010/wordprocessingCanvas" xmlns:cx="http://schemas.microsoft.com/office/drawing/2014/chartex" xmlns:cx1="http://schemas.microsoft.com/office/drawing/2015/9/8/chartex" xmlns:cx2="http://schemas.microsoft.com/office/drawing/2015/10/21/chartex" xmlns:cx3="http://schemas.microsoft.com/office/drawing/2016/5/9/chartex" xmlns:cx4="http://schemas.microsoft.com/office/drawing/2016/5/10/chartex" xmlns:cx5="http://schemas.microsoft.com/office/drawing/2016/5/11/chartex" xmlns:cx6="http://schemas.microsoft.com/office/drawing/2016/5/12/chartex" xmlns:cx7="http://schemas.microsoft.com/office/drawing/2016/5/13/chartex" xmlns:cx8="http://schemas.microsoft.com/office/drawing/2016/5/14/chartex" xmlns:mc="http://schemas.openxmlformats.org/markup-compatibility/2006" xmlns:aink="http://schemas.microsoft.com/office/drawing/2016/ink" xmlns:am3d="http://schemas.microsoft.com/office/drawing/2017/model3d" xmlns:o="urn:schemas-microsoft-com:office:office" xmlns:oel="http://schemas.microsoft.com/office/2019/extlst" xmlns:r="http://schemas.openxmlformats.org/officeDocument/2006/relationships" xmlns:m="http://schemas.openxmlformats.org/officeDocument/2006/math" xmlns:v="urn:schemas-microsoft-com:vml" xmlns:wp14="http://schemas.microsoft.com/office/word/2010/wordprocessingDrawing" xmlns:wp="http://schemas.openxmlformats.org/drawingml/2006/wordprocessingDrawing" xmlns:w10="urn:schemas-microsoft-com:office:word" xmlns:w="http://schemas.openxmlformats.org/wordprocessingml/2006/main" xmlns:w14="http://schemas.microsoft.com/office/word/2010/wordml" xmlns:w15="http://schemas.microsoft.com/office/word/2012/wordml" xmlns:w16cex="http://schemas.microsoft.com/office/word/2018/wordml/cex" xmlns:w16cid="http://schemas.microsoft.com/office/word/2016/wordml/cid" xmlns:w16="http://schemas.microsoft.com/office/word/2018/wordml" xmlns:w16du="http://schemas.microsoft.com/office/word/2023/wordml/word16du" xmlns:w16sdtdh="http://schemas.microsoft.com/office/word/2020/wordml/sdtdatahash" xmlns:w16sdtfl="http://schemas.microsoft.com/office/word/2024/wordml/sdtformatlock" xmlns:w16se="http://schemas.microsoft.com/office/word/2015/wordml/symex" xmlns:wpg="http://schemas.microsoft.com/office/word/2010/wordprocessingGroup" xmlns:wpi="http://schemas.microsoft.com/office/word/2010/wordprocessingInk" xmlns:wne="http://schemas.microsoft.com/office/word/2006/wordml" xmlns:wps="http://schemas.microsoft.com/office/word/2010/wordprocessingShape" mc:Ignorable="w14 w15 w16se w16cid w16 w16cex w16sdtdh w16sdtfl w16du wp14">
   <w:p>
     <w:pPr>
       <w:pStyle w:val="Logo-Org"/>
@@ -3642,6 +2895,7 @@
           <w:docPartUnique/>
         </w:docPartObj>
       </w:sdtPr>
+      <w:sdtEndPr/>
       <w:sdtContent>
         <w:r>
           <w:pict w14:anchorId="78B99282">
@@ -3746,7 +3000,7 @@
 </file>
 
 <file path=word/numbering.xml><?xml version="1.0" encoding="utf-8"?>
-<w:numbering xmlns:wpc="http://schemas.microsoft.com/office/word/2010/wordprocessingCanvas" xmlns:cx="http://schemas.microsoft.com/office/drawing/2014/chartex" xmlns:cx1="http://schemas.microsoft.com/office/drawing/2015/9/8/chartex" xmlns:cx2="http://schemas.microsoft.com/office/drawing/2015/10/21/chartex" xmlns:cx3="http://schemas.microsoft.com/office/drawing/2016/5/9/chartex" xmlns:cx4="http://schemas.microsoft.com/office/drawing/2016/5/10/chartex" xmlns:cx5="http://schemas.microsoft.com/office/drawing/2016/5/11/chartex" xmlns:cx6="http://schemas.microsoft.com/office/drawing/2016/5/12/chartex" xmlns:cx7="http://schemas.microsoft.com/office/drawing/2016/5/13/chartex" xmlns:cx8="http://schemas.microsoft.com/office/drawing/2016/5/14/chartex" xmlns:mc="http://schemas.openxmlformats.org/markup-compatibility/2006" xmlns:aink="http://schemas.microsoft.com/office/drawing/2016/ink" xmlns:am3d="http://schemas.microsoft.com/office/drawing/2017/model3d" xmlns:o="urn:schemas-microsoft-com:office:office" xmlns:oel="http://schemas.microsoft.com/office/2019/extlst" xmlns:r="http://schemas.openxmlformats.org/officeDocument/2006/relationships" xmlns:m="http://schemas.openxmlformats.org/officeDocument/2006/math" xmlns:v="urn:schemas-microsoft-com:vml" xmlns:wp14="http://schemas.microsoft.com/office/word/2010/wordprocessingDrawing" xmlns:wp="http://schemas.openxmlformats.org/drawingml/2006/wordprocessingDrawing" xmlns:w10="urn:schemas-microsoft-com:office:word" xmlns:w="http://schemas.openxmlformats.org/wordprocessingml/2006/main" xmlns:w14="http://schemas.microsoft.com/office/word/2010/wordml" xmlns:w15="http://schemas.microsoft.com/office/word/2012/wordml" xmlns:w16cex="http://schemas.microsoft.com/office/word/2018/wordml/cex" xmlns:w16cid="http://schemas.microsoft.com/office/word/2016/wordml/cid" xmlns:w16="http://schemas.microsoft.com/office/word/2018/wordml" xmlns:w16sdtdh="http://schemas.microsoft.com/office/word/2020/wordml/sdtdatahash" xmlns:w16se="http://schemas.microsoft.com/office/word/2015/wordml/symex" xmlns:wpg="http://schemas.microsoft.com/office/word/2010/wordprocessingGroup" xmlns:wpi="http://schemas.microsoft.com/office/word/2010/wordprocessingInk" xmlns:wne="http://schemas.microsoft.com/office/word/2006/wordml" xmlns:wps="http://schemas.microsoft.com/office/word/2010/wordprocessingShape" mc:Ignorable="w14 w15 w16se w16cid w16 w16cex w16sdtdh wp14">
+<w:numbering xmlns:wpc="http://schemas.microsoft.com/office/word/2010/wordprocessingCanvas" xmlns:cx="http://schemas.microsoft.com/office/drawing/2014/chartex" xmlns:cx1="http://schemas.microsoft.com/office/drawing/2015/9/8/chartex" xmlns:cx2="http://schemas.microsoft.com/office/drawing/2015/10/21/chartex" xmlns:cx3="http://schemas.microsoft.com/office/drawing/2016/5/9/chartex" xmlns:cx4="http://schemas.microsoft.com/office/drawing/2016/5/10/chartex" xmlns:cx5="http://schemas.microsoft.com/office/drawing/2016/5/11/chartex" xmlns:cx6="http://schemas.microsoft.com/office/drawing/2016/5/12/chartex" xmlns:cx7="http://schemas.microsoft.com/office/drawing/2016/5/13/chartex" xmlns:cx8="http://schemas.microsoft.com/office/drawing/2016/5/14/chartex" xmlns:mc="http://schemas.openxmlformats.org/markup-compatibility/2006" xmlns:aink="http://schemas.microsoft.com/office/drawing/2016/ink" xmlns:am3d="http://schemas.microsoft.com/office/drawing/2017/model3d" xmlns:o="urn:schemas-microsoft-com:office:office" xmlns:oel="http://schemas.microsoft.com/office/2019/extlst" xmlns:r="http://schemas.openxmlformats.org/officeDocument/2006/relationships" xmlns:m="http://schemas.openxmlformats.org/officeDocument/2006/math" xmlns:v="urn:schemas-microsoft-com:vml" xmlns:wp14="http://schemas.microsoft.com/office/word/2010/wordprocessingDrawing" xmlns:wp="http://schemas.openxmlformats.org/drawingml/2006/wordprocessingDrawing" xmlns:w10="urn:schemas-microsoft-com:office:word" xmlns:w="http://schemas.openxmlformats.org/wordprocessingml/2006/main" xmlns:w14="http://schemas.microsoft.com/office/word/2010/wordml" xmlns:w15="http://schemas.microsoft.com/office/word/2012/wordml" xmlns:w16cex="http://schemas.microsoft.com/office/word/2018/wordml/cex" xmlns:w16cid="http://schemas.microsoft.com/office/word/2016/wordml/cid" xmlns:w16="http://schemas.microsoft.com/office/word/2018/wordml" xmlns:w16du="http://schemas.microsoft.com/office/word/2023/wordml/word16du" xmlns:w16sdtdh="http://schemas.microsoft.com/office/word/2020/wordml/sdtdatahash" xmlns:w16sdtfl="http://schemas.microsoft.com/office/word/2024/wordml/sdtformatlock" xmlns:w16se="http://schemas.microsoft.com/office/word/2015/wordml/symex" xmlns:wpg="http://schemas.microsoft.com/office/word/2010/wordprocessingGroup" xmlns:wpi="http://schemas.microsoft.com/office/word/2010/wordprocessingInk" xmlns:wne="http://schemas.microsoft.com/office/word/2006/wordml" xmlns:wps="http://schemas.microsoft.com/office/word/2010/wordprocessingShape" mc:Ignorable="w14 w15 w16se w16cid w16 w16cex w16sdtdh w16sdtfl w16du wp14">
   <w:abstractNum w:abstractNumId="0" w15:restartNumberingAfterBreak="0">
     <w:nsid w:val="FFFFFF7F"/>
     <w:multiLevelType w:val="singleLevel"/>
@@ -4510,7 +3764,7 @@
 </file>
 
 <file path=word/styles.xml><?xml version="1.0" encoding="utf-8"?>
-<w:styles xmlns:mc="http://schemas.openxmlformats.org/markup-compatibility/2006" xmlns:r="http://schemas.openxmlformats.org/officeDocument/2006/relationships" xmlns:w="http://schemas.openxmlformats.org/wordprocessingml/2006/main" xmlns:w14="http://schemas.microsoft.com/office/word/2010/wordml" xmlns:w15="http://schemas.microsoft.com/office/word/2012/wordml" xmlns:w16cex="http://schemas.microsoft.com/office/word/2018/wordml/cex" xmlns:w16cid="http://schemas.microsoft.com/office/word/2016/wordml/cid" xmlns:w16="http://schemas.microsoft.com/office/word/2018/wordml" xmlns:w16sdtdh="http://schemas.microsoft.com/office/word/2020/wordml/sdtdatahash" xmlns:w16se="http://schemas.microsoft.com/office/word/2015/wordml/symex" mc:Ignorable="w14 w15 w16se w16cid w16 w16cex w16sdtdh">
+<w:styles xmlns:mc="http://schemas.openxmlformats.org/markup-compatibility/2006" xmlns:r="http://schemas.openxmlformats.org/officeDocument/2006/relationships" xmlns:w="http://schemas.openxmlformats.org/wordprocessingml/2006/main" xmlns:w14="http://schemas.microsoft.com/office/word/2010/wordml" xmlns:w15="http://schemas.microsoft.com/office/word/2012/wordml" xmlns:w16cex="http://schemas.microsoft.com/office/word/2018/wordml/cex" xmlns:w16cid="http://schemas.microsoft.com/office/word/2016/wordml/cid" xmlns:w16="http://schemas.microsoft.com/office/word/2018/wordml" xmlns:w16du="http://schemas.microsoft.com/office/word/2023/wordml/word16du" xmlns:w16sdtdh="http://schemas.microsoft.com/office/word/2020/wordml/sdtdatahash" xmlns:w16sdtfl="http://schemas.microsoft.com/office/word/2024/wordml/sdtformatlock" xmlns:w16se="http://schemas.microsoft.com/office/word/2015/wordml/symex" mc:Ignorable="w14 w15 w16se w16cid w16 w16cex w16sdtdh w16sdtfl w16du">
   <w:docDefaults>
     <w:rPrDefault>
       <w:rPr>
@@ -6386,59 +5640,14 @@
 
 <file path=customXml/item1.xml><?xml version="1.0" encoding="utf-8"?>
 <?mso-contentType ?>
-<spe:Receivers xmlns:spe="http://schemas.microsoft.com/sharepoint/events">
-  <Receiver>
-    <Name>Document ID Generator</Name>
-    <Synchronization>Synchronous</Synchronization>
-    <Type>10001</Type>
-    <SequenceNumber>1000</SequenceNumber>
-    <Url/>
-    <Assembly>Microsoft.Office.DocumentManagement, Version=16.0.0.0, Culture=neutral, PublicKeyToken=71e9bce111e9429c</Assembly>
-    <Class>Microsoft.Office.DocumentManagement.Internal.DocIdHandler</Class>
-    <Data/>
-    <Filter/>
-  </Receiver>
-  <Receiver>
-    <Name>Document ID Generator</Name>
-    <Synchronization>Synchronous</Synchronization>
-    <Type>10002</Type>
-    <SequenceNumber>1001</SequenceNumber>
-    <Url/>
-    <Assembly>Microsoft.Office.DocumentManagement, Version=16.0.0.0, Culture=neutral, PublicKeyToken=71e9bce111e9429c</Assembly>
-    <Class>Microsoft.Office.DocumentManagement.Internal.DocIdHandler</Class>
-    <Data/>
-    <Filter/>
-  </Receiver>
-  <Receiver>
-    <Name>Document ID Generator</Name>
-    <Synchronization>Synchronous</Synchronization>
-    <Type>10004</Type>
-    <SequenceNumber>1002</SequenceNumber>
-    <Url/>
-    <Assembly>Microsoft.Office.DocumentManagement, Version=16.0.0.0, Culture=neutral, PublicKeyToken=71e9bce111e9429c</Assembly>
-    <Class>Microsoft.Office.DocumentManagement.Internal.DocIdHandler</Class>
-    <Data/>
-    <Filter/>
-  </Receiver>
-  <Receiver>
-    <Name>Document ID Generator</Name>
-    <Synchronization>Synchronous</Synchronization>
-    <Type>10006</Type>
-    <SequenceNumber>1003</SequenceNumber>
-    <Url/>
-    <Assembly>Microsoft.Office.DocumentManagement, Version=16.0.0.0, Culture=neutral, PublicKeyToken=71e9bce111e9429c</Assembly>
-    <Class>Microsoft.Office.DocumentManagement.Internal.DocIdHandler</Class>
-    <Data/>
-    <Filter/>
-  </Receiver>
-</spe:Receivers>
+<FormTemplates xmlns="http://schemas.microsoft.com/sharepoint/v3/contenttype/forms">
+  <Display>DocumentLibraryForm</Display>
+  <Edit>DocumentLibraryForm</Edit>
+  <New>DocumentLibraryForm</New>
+</FormTemplates>
 </file>
 
 <file path=customXml/item2.xml><?xml version="1.0" encoding="utf-8"?>
-<b:Sources xmlns:b="http://schemas.openxmlformats.org/officeDocument/2006/bibliography" xmlns="http://schemas.openxmlformats.org/officeDocument/2006/bibliography" SelectedStyle="\APASixthEditionOfficeOnline.xsl" StyleName="APA" Version="6"/>
-</file>
-
-<file path=customXml/item3.xml><?xml version="1.0" encoding="utf-8"?>
 <ct:contentTypeSchema xmlns:ct="http://schemas.microsoft.com/office/2006/metadata/contentType" xmlns:ma="http://schemas.microsoft.com/office/2006/metadata/properties/metaAttributes" ct:_="" ma:_="" ma:contentTypeName="Document" ma:contentTypeID="0x010100B480C2AAFAD0314B93110FBA94AF803E" ma:contentTypeVersion="19" ma:contentTypeDescription="Create a new document." ma:contentTypeScope="" ma:versionID="74a3b9bfef33761f57034edf28b9506d">
   <xsd:schema xmlns:xsd="http://www.w3.org/2001/XMLSchema" xmlns:xs="http://www.w3.org/2001/XMLSchema" xmlns:p="http://schemas.microsoft.com/office/2006/metadata/properties" xmlns:ns1="http://schemas.microsoft.com/sharepoint/v3" xmlns:ns2="139127ee-9518-45d9-9514-77dc8f273ced" xmlns:ns3="e1b0dd96-a81d-477c-8ece-ee9c4f66c737" xmlns:ns4="d267a1a7-8edd-4111-a118-4a206d87cecc" targetNamespace="http://schemas.microsoft.com/office/2006/metadata/properties" ma:root="true" ma:fieldsID="ffc9e1ae2e65d33f32ce329a3d87134b" ns1:_="" ns2:_="" ns3:_="" ns4:_="">
     <xsd:import namespace="http://schemas.microsoft.com/sharepoint/v3"/>
@@ -6736,13 +5945,58 @@
 </ct:contentTypeSchema>
 </file>
 
+<file path=customXml/item3.xml><?xml version="1.0" encoding="utf-8"?>
+<b:Sources xmlns:b="http://schemas.openxmlformats.org/officeDocument/2006/bibliography" xmlns="http://schemas.openxmlformats.org/officeDocument/2006/bibliography" SelectedStyle="\APASixthEditionOfficeOnline.xsl" StyleName="APA" Version="6"/>
+</file>
+
 <file path=customXml/item4.xml><?xml version="1.0" encoding="utf-8"?>
 <?mso-contentType ?>
-<FormTemplates xmlns="http://schemas.microsoft.com/sharepoint/v3/contenttype/forms">
-  <Display>DocumentLibraryForm</Display>
-  <Edit>DocumentLibraryForm</Edit>
-  <New>DocumentLibraryForm</New>
-</FormTemplates>
+<spe:Receivers xmlns:spe="http://schemas.microsoft.com/sharepoint/events">
+  <Receiver>
+    <Name>Document ID Generator</Name>
+    <Synchronization>Synchronous</Synchronization>
+    <Type>10001</Type>
+    <SequenceNumber>1000</SequenceNumber>
+    <Url/>
+    <Assembly>Microsoft.Office.DocumentManagement, Version=16.0.0.0, Culture=neutral, PublicKeyToken=71e9bce111e9429c</Assembly>
+    <Class>Microsoft.Office.DocumentManagement.Internal.DocIdHandler</Class>
+    <Data/>
+    <Filter/>
+  </Receiver>
+  <Receiver>
+    <Name>Document ID Generator</Name>
+    <Synchronization>Synchronous</Synchronization>
+    <Type>10002</Type>
+    <SequenceNumber>1001</SequenceNumber>
+    <Url/>
+    <Assembly>Microsoft.Office.DocumentManagement, Version=16.0.0.0, Culture=neutral, PublicKeyToken=71e9bce111e9429c</Assembly>
+    <Class>Microsoft.Office.DocumentManagement.Internal.DocIdHandler</Class>
+    <Data/>
+    <Filter/>
+  </Receiver>
+  <Receiver>
+    <Name>Document ID Generator</Name>
+    <Synchronization>Synchronous</Synchronization>
+    <Type>10004</Type>
+    <SequenceNumber>1002</SequenceNumber>
+    <Url/>
+    <Assembly>Microsoft.Office.DocumentManagement, Version=16.0.0.0, Culture=neutral, PublicKeyToken=71e9bce111e9429c</Assembly>
+    <Class>Microsoft.Office.DocumentManagement.Internal.DocIdHandler</Class>
+    <Data/>
+    <Filter/>
+  </Receiver>
+  <Receiver>
+    <Name>Document ID Generator</Name>
+    <Synchronization>Synchronous</Synchronization>
+    <Type>10006</Type>
+    <SequenceNumber>1003</SequenceNumber>
+    <Url/>
+    <Assembly>Microsoft.Office.DocumentManagement, Version=16.0.0.0, Culture=neutral, PublicKeyToken=71e9bce111e9429c</Assembly>
+    <Class>Microsoft.Office.DocumentManagement.Internal.DocIdHandler</Class>
+    <Data/>
+    <Filter/>
+  </Receiver>
+</spe:Receivers>
 </file>
 
 <file path=customXml/item5.xml><?xml version="1.0" encoding="utf-8"?>
@@ -6767,22 +6021,14 @@
 </file>
 
 <file path=customXml/itemProps1.xml><?xml version="1.0" encoding="utf-8"?>
-<ds:datastoreItem xmlns:ds="http://schemas.openxmlformats.org/officeDocument/2006/customXml" ds:itemID="{2023D3F9-1C64-4968-82D7-149C6251DAD6}">
+<ds:datastoreItem xmlns:ds="http://schemas.openxmlformats.org/officeDocument/2006/customXml" ds:itemID="{9834B279-DC96-488F-99E8-C29601DFA13D}">
   <ds:schemaRefs>
-    <ds:schemaRef ds:uri="http://schemas.microsoft.com/sharepoint/events"/>
+    <ds:schemaRef ds:uri="http://schemas.microsoft.com/sharepoint/v3/contenttype/forms"/>
   </ds:schemaRefs>
 </ds:datastoreItem>
 </file>
 
 <file path=customXml/itemProps2.xml><?xml version="1.0" encoding="utf-8"?>
-<ds:datastoreItem xmlns:ds="http://schemas.openxmlformats.org/officeDocument/2006/customXml" ds:itemID="{B5E2C1A7-32A2-494A-B871-83CBA7258EA8}">
-  <ds:schemaRefs>
-    <ds:schemaRef ds:uri="http://schemas.openxmlformats.org/officeDocument/2006/bibliography"/>
-  </ds:schemaRefs>
-</ds:datastoreItem>
-</file>
-
-<file path=customXml/itemProps3.xml><?xml version="1.0" encoding="utf-8"?>
 <ds:datastoreItem xmlns:ds="http://schemas.openxmlformats.org/officeDocument/2006/customXml" ds:itemID="{A92CC428-19C8-41A4-8077-F0319381BD4C}">
   <ds:schemaRefs>
     <ds:schemaRef ds:uri="http://schemas.microsoft.com/office/2006/metadata/contentType"/>
@@ -6803,10 +6049,18 @@
 </ds:datastoreItem>
 </file>
 
+<file path=customXml/itemProps3.xml><?xml version="1.0" encoding="utf-8"?>
+<ds:datastoreItem xmlns:ds="http://schemas.openxmlformats.org/officeDocument/2006/customXml" ds:itemID="{B5E2C1A7-32A2-494A-B871-83CBA7258EA8}">
+  <ds:schemaRefs>
+    <ds:schemaRef ds:uri="http://schemas.openxmlformats.org/officeDocument/2006/bibliography"/>
+  </ds:schemaRefs>
+</ds:datastoreItem>
+</file>
+
 <file path=customXml/itemProps4.xml><?xml version="1.0" encoding="utf-8"?>
-<ds:datastoreItem xmlns:ds="http://schemas.openxmlformats.org/officeDocument/2006/customXml" ds:itemID="{9834B279-DC96-488F-99E8-C29601DFA13D}">
+<ds:datastoreItem xmlns:ds="http://schemas.openxmlformats.org/officeDocument/2006/customXml" ds:itemID="{2023D3F9-1C64-4968-82D7-149C6251DAD6}">
   <ds:schemaRefs>
-    <ds:schemaRef ds:uri="http://schemas.microsoft.com/sharepoint/v3/contenttype/forms"/>
+    <ds:schemaRef ds:uri="http://schemas.microsoft.com/sharepoint/events"/>
   </ds:schemaRefs>
 </ds:datastoreItem>
 </file>
